--- a/docs/Manual-de-Operaciones-Sistema-OC.docx
+++ b/docs/Manual-de-Operaciones-Sistema-OC.docx
@@ -87,7 +87,7 @@
         <w:pStyle w:val="Ttulo1"/>
         <w:spacing w:after="120"/>
       </w:pPr>
-      <w:bookmarkStart w:id="0" w:name="_Toc233382082"/>
+      <w:bookmarkStart w:id="0" w:name="_Toc233987168"/>
       <w:r>
         <w:lastRenderedPageBreak/>
         <w:t>Control del documento</w:t>
@@ -380,7 +380,10 @@
           </w:tcPr>
           <w:p>
             <w:r>
-              <w:t>Junio 2026</w:t>
+              <w:t>Julio</w:t>
+            </w:r>
+            <w:r>
+              <w:t xml:space="preserve"> 2026</w:t>
             </w:r>
           </w:p>
         </w:tc>
@@ -483,13 +486,8 @@
             </w:tcMar>
           </w:tcPr>
           <w:p>
-            <w:pPr>
-              <w:rPr>
-                <w:u w:val="single"/>
-              </w:rPr>
-            </w:pPr>
-            <w:r>
-              <w:t>TI, Contabilidad</w:t>
+            <w:r>
+              <w:t>TI, Contabilidad (admin), Soporte</w:t>
             </w:r>
           </w:p>
         </w:tc>
@@ -505,7 +503,7 @@
         <w:pStyle w:val="Ttulo2"/>
         <w:spacing w:after="120"/>
       </w:pPr>
-      <w:bookmarkStart w:id="1" w:name="_Toc233382083"/>
+      <w:bookmarkStart w:id="1" w:name="_Toc233987169"/>
       <w:r>
         <w:t>Historial de revisiones</w:t>
       </w:r>
@@ -669,7 +667,10 @@
           </w:tcPr>
           <w:p>
             <w:r>
-              <w:t>Junio 2026</w:t>
+              <w:t>Julio</w:t>
+            </w:r>
+            <w:r>
+              <w:t xml:space="preserve"> 2026</w:t>
             </w:r>
           </w:p>
         </w:tc>
@@ -707,7 +708,7 @@
         <w:pStyle w:val="Ttulo1"/>
         <w:spacing w:after="120"/>
       </w:pPr>
-      <w:bookmarkStart w:id="2" w:name="_Toc233382084"/>
+      <w:bookmarkStart w:id="2" w:name="_Toc233987170"/>
       <w:r>
         <w:lastRenderedPageBreak/>
         <w:t>Tabla de contenido</w:t>
@@ -717,7 +718,7 @@
     <w:sdt>
       <w:sdtPr>
         <w:alias w:val=" "/>
-        <w:id w:val="284083241"/>
+        <w:id w:val="1405185038"/>
       </w:sdtPr>
       <w:sdtContent>
         <w:p>
@@ -739,7 +740,7 @@
           <w:r>
             <w:fldChar w:fldCharType="separate"/>
           </w:r>
-          <w:hyperlink w:anchor="_Toc233382082" w:history="1">
+          <w:hyperlink w:anchor="_Toc233987168" w:history="1">
             <w:r>
               <w:rPr>
                 <w:rStyle w:val="Hipervnculo"/>
@@ -763,7 +764,7 @@
               <w:rPr>
                 <w:noProof/>
               </w:rPr>
-              <w:instrText xml:space="preserve"> PAGEREF _Toc233382082 \h </w:instrText>
+              <w:instrText xml:space="preserve"> PAGEREF _Toc233987168 \h </w:instrText>
             </w:r>
             <w:r>
               <w:rPr>
@@ -800,7 +801,7 @@
               <w:noProof/>
             </w:rPr>
           </w:pPr>
-          <w:hyperlink w:anchor="_Toc233382083" w:history="1">
+          <w:hyperlink w:anchor="_Toc233987169" w:history="1">
             <w:r>
               <w:rPr>
                 <w:rStyle w:val="Hipervnculo"/>
@@ -824,7 +825,7 @@
               <w:rPr>
                 <w:noProof/>
               </w:rPr>
-              <w:instrText xml:space="preserve"> PAGEREF _Toc233382083 \h </w:instrText>
+              <w:instrText xml:space="preserve"> PAGEREF _Toc233987169 \h </w:instrText>
             </w:r>
             <w:r>
               <w:rPr>
@@ -861,7 +862,7 @@
               <w:noProof/>
             </w:rPr>
           </w:pPr>
-          <w:hyperlink w:anchor="_Toc233382084" w:history="1">
+          <w:hyperlink w:anchor="_Toc233987170" w:history="1">
             <w:r>
               <w:rPr>
                 <w:rStyle w:val="Hipervnculo"/>
@@ -885,7 +886,7 @@
               <w:rPr>
                 <w:noProof/>
               </w:rPr>
-              <w:instrText xml:space="preserve"> PAGEREF _Toc233382084 \h </w:instrText>
+              <w:instrText xml:space="preserve"> PAGEREF _Toc233987170 \h </w:instrText>
             </w:r>
             <w:r>
               <w:rPr>
@@ -922,7 +923,7 @@
               <w:noProof/>
             </w:rPr>
           </w:pPr>
-          <w:hyperlink w:anchor="_Toc233382085" w:history="1">
+          <w:hyperlink w:anchor="_Toc233987171" w:history="1">
             <w:r>
               <w:rPr>
                 <w:rStyle w:val="Hipervnculo"/>
@@ -946,7 +947,7 @@
               <w:rPr>
                 <w:noProof/>
               </w:rPr>
-              <w:instrText xml:space="preserve"> PAGEREF _Toc233382085 \h </w:instrText>
+              <w:instrText xml:space="preserve"> PAGEREF _Toc233987171 \h </w:instrText>
             </w:r>
             <w:r>
               <w:rPr>
@@ -983,7 +984,7 @@
               <w:noProof/>
             </w:rPr>
           </w:pPr>
-          <w:hyperlink w:anchor="_Toc233382086" w:history="1">
+          <w:hyperlink w:anchor="_Toc233987172" w:history="1">
             <w:r>
               <w:rPr>
                 <w:rStyle w:val="Hipervnculo"/>
@@ -1007,7 +1008,7 @@
               <w:rPr>
                 <w:noProof/>
               </w:rPr>
-              <w:instrText xml:space="preserve"> PAGEREF _Toc233382086 \h </w:instrText>
+              <w:instrText xml:space="preserve"> PAGEREF _Toc233987172 \h </w:instrText>
             </w:r>
             <w:r>
               <w:rPr>
@@ -1044,7 +1045,7 @@
               <w:noProof/>
             </w:rPr>
           </w:pPr>
-          <w:hyperlink w:anchor="_Toc233382087" w:history="1">
+          <w:hyperlink w:anchor="_Toc233987173" w:history="1">
             <w:r>
               <w:rPr>
                 <w:rStyle w:val="Hipervnculo"/>
@@ -1068,7 +1069,7 @@
               <w:rPr>
                 <w:noProof/>
               </w:rPr>
-              <w:instrText xml:space="preserve"> PAGEREF _Toc233382087 \h </w:instrText>
+              <w:instrText xml:space="preserve"> PAGEREF _Toc233987173 \h </w:instrText>
             </w:r>
             <w:r>
               <w:rPr>
@@ -1105,7 +1106,7 @@
               <w:noProof/>
             </w:rPr>
           </w:pPr>
-          <w:hyperlink w:anchor="_Toc233382088" w:history="1">
+          <w:hyperlink w:anchor="_Toc233987174" w:history="1">
             <w:r>
               <w:rPr>
                 <w:rStyle w:val="Hipervnculo"/>
@@ -1129,7 +1130,7 @@
               <w:rPr>
                 <w:noProof/>
               </w:rPr>
-              <w:instrText xml:space="preserve"> PAGEREF _Toc233382088 \h </w:instrText>
+              <w:instrText xml:space="preserve"> PAGEREF _Toc233987174 \h </w:instrText>
             </w:r>
             <w:r>
               <w:rPr>
@@ -1166,7 +1167,7 @@
               <w:noProof/>
             </w:rPr>
           </w:pPr>
-          <w:hyperlink w:anchor="_Toc233382089" w:history="1">
+          <w:hyperlink w:anchor="_Toc233987175" w:history="1">
             <w:r>
               <w:rPr>
                 <w:rStyle w:val="Hipervnculo"/>
@@ -1190,7 +1191,7 @@
               <w:rPr>
                 <w:noProof/>
               </w:rPr>
-              <w:instrText xml:space="preserve"> PAGEREF _Toc233382089 \h </w:instrText>
+              <w:instrText xml:space="preserve"> PAGEREF _Toc233987175 \h </w:instrText>
             </w:r>
             <w:r>
               <w:rPr>
@@ -1227,7 +1228,7 @@
               <w:noProof/>
             </w:rPr>
           </w:pPr>
-          <w:hyperlink w:anchor="_Toc233382090" w:history="1">
+          <w:hyperlink w:anchor="_Toc233987176" w:history="1">
             <w:r>
               <w:rPr>
                 <w:rStyle w:val="Hipervnculo"/>
@@ -1251,7 +1252,7 @@
               <w:rPr>
                 <w:noProof/>
               </w:rPr>
-              <w:instrText xml:space="preserve"> PAGEREF _Toc233382090 \h </w:instrText>
+              <w:instrText xml:space="preserve"> PAGEREF _Toc233987176 \h </w:instrText>
             </w:r>
             <w:r>
               <w:rPr>
@@ -1288,7 +1289,7 @@
               <w:noProof/>
             </w:rPr>
           </w:pPr>
-          <w:hyperlink w:anchor="_Toc233382091" w:history="1">
+          <w:hyperlink w:anchor="_Toc233987177" w:history="1">
             <w:r>
               <w:rPr>
                 <w:rStyle w:val="Hipervnculo"/>
@@ -1312,7 +1313,7 @@
               <w:rPr>
                 <w:noProof/>
               </w:rPr>
-              <w:instrText xml:space="preserve"> PAGEREF _Toc233382091 \h </w:instrText>
+              <w:instrText xml:space="preserve"> PAGEREF _Toc233987177 \h </w:instrText>
             </w:r>
             <w:r>
               <w:rPr>
@@ -1349,7 +1350,7 @@
               <w:noProof/>
             </w:rPr>
           </w:pPr>
-          <w:hyperlink w:anchor="_Toc233382092" w:history="1">
+          <w:hyperlink w:anchor="_Toc233987178" w:history="1">
             <w:r>
               <w:rPr>
                 <w:rStyle w:val="Hipervnculo"/>
@@ -1373,7 +1374,7 @@
               <w:rPr>
                 <w:noProof/>
               </w:rPr>
-              <w:instrText xml:space="preserve"> PAGEREF _Toc233382092 \h </w:instrText>
+              <w:instrText xml:space="preserve"> PAGEREF _Toc233987178 \h </w:instrText>
             </w:r>
             <w:r>
               <w:rPr>
@@ -1410,7 +1411,7 @@
               <w:noProof/>
             </w:rPr>
           </w:pPr>
-          <w:hyperlink w:anchor="_Toc233382093" w:history="1">
+          <w:hyperlink w:anchor="_Toc233987179" w:history="1">
             <w:r>
               <w:rPr>
                 <w:rStyle w:val="Hipervnculo"/>
@@ -1434,7 +1435,7 @@
               <w:rPr>
                 <w:noProof/>
               </w:rPr>
-              <w:instrText xml:space="preserve"> PAGEREF _Toc233382093 \h </w:instrText>
+              <w:instrText xml:space="preserve"> PAGEREF _Toc233987179 \h </w:instrText>
             </w:r>
             <w:r>
               <w:rPr>
@@ -1471,7 +1472,7 @@
               <w:noProof/>
             </w:rPr>
           </w:pPr>
-          <w:hyperlink w:anchor="_Toc233382094" w:history="1">
+          <w:hyperlink w:anchor="_Toc233987180" w:history="1">
             <w:r>
               <w:rPr>
                 <w:rStyle w:val="Hipervnculo"/>
@@ -1495,7 +1496,7 @@
               <w:rPr>
                 <w:noProof/>
               </w:rPr>
-              <w:instrText xml:space="preserve"> PAGEREF _Toc233382094 \h </w:instrText>
+              <w:instrText xml:space="preserve"> PAGEREF _Toc233987180 \h </w:instrText>
             </w:r>
             <w:r>
               <w:rPr>
@@ -1532,7 +1533,7 @@
               <w:noProof/>
             </w:rPr>
           </w:pPr>
-          <w:hyperlink w:anchor="_Toc233382095" w:history="1">
+          <w:hyperlink w:anchor="_Toc233987181" w:history="1">
             <w:r>
               <w:rPr>
                 <w:rStyle w:val="Hipervnculo"/>
@@ -1556,7 +1557,7 @@
               <w:rPr>
                 <w:noProof/>
               </w:rPr>
-              <w:instrText xml:space="preserve"> PAGEREF _Toc233382095 \h </w:instrText>
+              <w:instrText xml:space="preserve"> PAGEREF _Toc233987181 \h </w:instrText>
             </w:r>
             <w:r>
               <w:rPr>
@@ -1593,7 +1594,7 @@
               <w:noProof/>
             </w:rPr>
           </w:pPr>
-          <w:hyperlink w:anchor="_Toc233382096" w:history="1">
+          <w:hyperlink w:anchor="_Toc233987182" w:history="1">
             <w:r>
               <w:rPr>
                 <w:rStyle w:val="Hipervnculo"/>
@@ -1617,7 +1618,7 @@
               <w:rPr>
                 <w:noProof/>
               </w:rPr>
-              <w:instrText xml:space="preserve"> PAGEREF _Toc233382096 \h </w:instrText>
+              <w:instrText xml:space="preserve"> PAGEREF _Toc233987182 \h </w:instrText>
             </w:r>
             <w:r>
               <w:rPr>
@@ -1654,7 +1655,7 @@
               <w:noProof/>
             </w:rPr>
           </w:pPr>
-          <w:hyperlink w:anchor="_Toc233382097" w:history="1">
+          <w:hyperlink w:anchor="_Toc233987183" w:history="1">
             <w:r>
               <w:rPr>
                 <w:rStyle w:val="Hipervnculo"/>
@@ -1678,7 +1679,7 @@
               <w:rPr>
                 <w:noProof/>
               </w:rPr>
-              <w:instrText xml:space="preserve"> PAGEREF _Toc233382097 \h </w:instrText>
+              <w:instrText xml:space="preserve"> PAGEREF _Toc233987183 \h </w:instrText>
             </w:r>
             <w:r>
               <w:rPr>
@@ -1715,7 +1716,7 @@
               <w:noProof/>
             </w:rPr>
           </w:pPr>
-          <w:hyperlink w:anchor="_Toc233382098" w:history="1">
+          <w:hyperlink w:anchor="_Toc233987184" w:history="1">
             <w:r>
               <w:rPr>
                 <w:rStyle w:val="Hipervnculo"/>
@@ -1739,7 +1740,7 @@
               <w:rPr>
                 <w:noProof/>
               </w:rPr>
-              <w:instrText xml:space="preserve"> PAGEREF _Toc233382098 \h </w:instrText>
+              <w:instrText xml:space="preserve"> PAGEREF _Toc233987184 \h </w:instrText>
             </w:r>
             <w:r>
               <w:rPr>
@@ -1776,7 +1777,7 @@
               <w:noProof/>
             </w:rPr>
           </w:pPr>
-          <w:hyperlink w:anchor="_Toc233382099" w:history="1">
+          <w:hyperlink w:anchor="_Toc233987185" w:history="1">
             <w:r>
               <w:rPr>
                 <w:rStyle w:val="Hipervnculo"/>
@@ -1800,7 +1801,7 @@
               <w:rPr>
                 <w:noProof/>
               </w:rPr>
-              <w:instrText xml:space="preserve"> PAGEREF _Toc233382099 \h </w:instrText>
+              <w:instrText xml:space="preserve"> PAGEREF _Toc233987185 \h </w:instrText>
             </w:r>
             <w:r>
               <w:rPr>
@@ -1837,7 +1838,7 @@
               <w:noProof/>
             </w:rPr>
           </w:pPr>
-          <w:hyperlink w:anchor="_Toc233382100" w:history="1">
+          <w:hyperlink w:anchor="_Toc233987186" w:history="1">
             <w:r>
               <w:rPr>
                 <w:rStyle w:val="Hipervnculo"/>
@@ -1861,7 +1862,7 @@
               <w:rPr>
                 <w:noProof/>
               </w:rPr>
-              <w:instrText xml:space="preserve"> PAGEREF _Toc233382100 \h </w:instrText>
+              <w:instrText xml:space="preserve"> PAGEREF _Toc233987186 \h </w:instrText>
             </w:r>
             <w:r>
               <w:rPr>
@@ -1898,7 +1899,7 @@
               <w:noProof/>
             </w:rPr>
           </w:pPr>
-          <w:hyperlink w:anchor="_Toc233382101" w:history="1">
+          <w:hyperlink w:anchor="_Toc233987187" w:history="1">
             <w:r>
               <w:rPr>
                 <w:rStyle w:val="Hipervnculo"/>
@@ -1922,7 +1923,7 @@
               <w:rPr>
                 <w:noProof/>
               </w:rPr>
-              <w:instrText xml:space="preserve"> PAGEREF _Toc233382101 \h </w:instrText>
+              <w:instrText xml:space="preserve"> PAGEREF _Toc233987187 \h </w:instrText>
             </w:r>
             <w:r>
               <w:rPr>
@@ -1959,7 +1960,7 @@
               <w:noProof/>
             </w:rPr>
           </w:pPr>
-          <w:hyperlink w:anchor="_Toc233382102" w:history="1">
+          <w:hyperlink w:anchor="_Toc233987188" w:history="1">
             <w:r>
               <w:rPr>
                 <w:rStyle w:val="Hipervnculo"/>
@@ -1983,7 +1984,7 @@
               <w:rPr>
                 <w:noProof/>
               </w:rPr>
-              <w:instrText xml:space="preserve"> PAGEREF _Toc233382102 \h </w:instrText>
+              <w:instrText xml:space="preserve"> PAGEREF _Toc233987188 \h </w:instrText>
             </w:r>
             <w:r>
               <w:rPr>
@@ -2020,7 +2021,7 @@
               <w:noProof/>
             </w:rPr>
           </w:pPr>
-          <w:hyperlink w:anchor="_Toc233382103" w:history="1">
+          <w:hyperlink w:anchor="_Toc233987189" w:history="1">
             <w:r>
               <w:rPr>
                 <w:rStyle w:val="Hipervnculo"/>
@@ -2044,7 +2045,7 @@
               <w:rPr>
                 <w:noProof/>
               </w:rPr>
-              <w:instrText xml:space="preserve"> PAGEREF _Toc233382103 \h </w:instrText>
+              <w:instrText xml:space="preserve"> PAGEREF _Toc233987189 \h </w:instrText>
             </w:r>
             <w:r>
               <w:rPr>
@@ -2081,7 +2082,7 @@
               <w:noProof/>
             </w:rPr>
           </w:pPr>
-          <w:hyperlink w:anchor="_Toc233382104" w:history="1">
+          <w:hyperlink w:anchor="_Toc233987190" w:history="1">
             <w:r>
               <w:rPr>
                 <w:rStyle w:val="Hipervnculo"/>
@@ -2105,7 +2106,7 @@
               <w:rPr>
                 <w:noProof/>
               </w:rPr>
-              <w:instrText xml:space="preserve"> PAGEREF _Toc233382104 \h </w:instrText>
+              <w:instrText xml:space="preserve"> PAGEREF _Toc233987190 \h </w:instrText>
             </w:r>
             <w:r>
               <w:rPr>
@@ -2142,7 +2143,7 @@
               <w:noProof/>
             </w:rPr>
           </w:pPr>
-          <w:hyperlink w:anchor="_Toc233382105" w:history="1">
+          <w:hyperlink w:anchor="_Toc233987191" w:history="1">
             <w:r>
               <w:rPr>
                 <w:rStyle w:val="Hipervnculo"/>
@@ -2166,7 +2167,7 @@
               <w:rPr>
                 <w:noProof/>
               </w:rPr>
-              <w:instrText xml:space="preserve"> PAGEREF _Toc233382105 \h </w:instrText>
+              <w:instrText xml:space="preserve"> PAGEREF _Toc233987191 \h </w:instrText>
             </w:r>
             <w:r>
               <w:rPr>
@@ -2203,7 +2204,7 @@
               <w:noProof/>
             </w:rPr>
           </w:pPr>
-          <w:hyperlink w:anchor="_Toc233382106" w:history="1">
+          <w:hyperlink w:anchor="_Toc233987192" w:history="1">
             <w:r>
               <w:rPr>
                 <w:rStyle w:val="Hipervnculo"/>
@@ -2227,7 +2228,7 @@
               <w:rPr>
                 <w:noProof/>
               </w:rPr>
-              <w:instrText xml:space="preserve"> PAGEREF _Toc233382106 \h </w:instrText>
+              <w:instrText xml:space="preserve"> PAGEREF _Toc233987192 \h </w:instrText>
             </w:r>
             <w:r>
               <w:rPr>
@@ -2264,7 +2265,7 @@
               <w:noProof/>
             </w:rPr>
           </w:pPr>
-          <w:hyperlink w:anchor="_Toc233382107" w:history="1">
+          <w:hyperlink w:anchor="_Toc233987193" w:history="1">
             <w:r>
               <w:rPr>
                 <w:rStyle w:val="Hipervnculo"/>
@@ -2288,7 +2289,7 @@
               <w:rPr>
                 <w:noProof/>
               </w:rPr>
-              <w:instrText xml:space="preserve"> PAGEREF _Toc233382107 \h </w:instrText>
+              <w:instrText xml:space="preserve"> PAGEREF _Toc233987193 \h </w:instrText>
             </w:r>
             <w:r>
               <w:rPr>
@@ -2325,7 +2326,7 @@
               <w:noProof/>
             </w:rPr>
           </w:pPr>
-          <w:hyperlink w:anchor="_Toc233382108" w:history="1">
+          <w:hyperlink w:anchor="_Toc233987194" w:history="1">
             <w:r>
               <w:rPr>
                 <w:rStyle w:val="Hipervnculo"/>
@@ -2349,7 +2350,7 @@
               <w:rPr>
                 <w:noProof/>
               </w:rPr>
-              <w:instrText xml:space="preserve"> PAGEREF _Toc233382108 \h </w:instrText>
+              <w:instrText xml:space="preserve"> PAGEREF _Toc233987194 \h </w:instrText>
             </w:r>
             <w:r>
               <w:rPr>
@@ -2386,7 +2387,7 @@
               <w:noProof/>
             </w:rPr>
           </w:pPr>
-          <w:hyperlink w:anchor="_Toc233382109" w:history="1">
+          <w:hyperlink w:anchor="_Toc233987195" w:history="1">
             <w:r>
               <w:rPr>
                 <w:rStyle w:val="Hipervnculo"/>
@@ -2410,7 +2411,7 @@
               <w:rPr>
                 <w:noProof/>
               </w:rPr>
-              <w:instrText xml:space="preserve"> PAGEREF _Toc233382109 \h </w:instrText>
+              <w:instrText xml:space="preserve"> PAGEREF _Toc233987195 \h </w:instrText>
             </w:r>
             <w:r>
               <w:rPr>
@@ -2447,7 +2448,7 @@
               <w:noProof/>
             </w:rPr>
           </w:pPr>
-          <w:hyperlink w:anchor="_Toc233382110" w:history="1">
+          <w:hyperlink w:anchor="_Toc233987196" w:history="1">
             <w:r>
               <w:rPr>
                 <w:rStyle w:val="Hipervnculo"/>
@@ -2471,7 +2472,7 @@
               <w:rPr>
                 <w:noProof/>
               </w:rPr>
-              <w:instrText xml:space="preserve"> PAGEREF _Toc233382110 \h </w:instrText>
+              <w:instrText xml:space="preserve"> PAGEREF _Toc233987196 \h </w:instrText>
             </w:r>
             <w:r>
               <w:rPr>
@@ -2508,7 +2509,7 @@
               <w:noProof/>
             </w:rPr>
           </w:pPr>
-          <w:hyperlink w:anchor="_Toc233382111" w:history="1">
+          <w:hyperlink w:anchor="_Toc233987197" w:history="1">
             <w:r>
               <w:rPr>
                 <w:rStyle w:val="Hipervnculo"/>
@@ -2532,7 +2533,7 @@
               <w:rPr>
                 <w:noProof/>
               </w:rPr>
-              <w:instrText xml:space="preserve"> PAGEREF _Toc233382111 \h </w:instrText>
+              <w:instrText xml:space="preserve"> PAGEREF _Toc233987197 \h </w:instrText>
             </w:r>
             <w:r>
               <w:rPr>
@@ -2569,7 +2570,7 @@
               <w:noProof/>
             </w:rPr>
           </w:pPr>
-          <w:hyperlink w:anchor="_Toc233382112" w:history="1">
+          <w:hyperlink w:anchor="_Toc233987198" w:history="1">
             <w:r>
               <w:rPr>
                 <w:rStyle w:val="Hipervnculo"/>
@@ -2593,7 +2594,7 @@
               <w:rPr>
                 <w:noProof/>
               </w:rPr>
-              <w:instrText xml:space="preserve"> PAGEREF _Toc233382112 \h </w:instrText>
+              <w:instrText xml:space="preserve"> PAGEREF _Toc233987198 \h </w:instrText>
             </w:r>
             <w:r>
               <w:rPr>
@@ -2630,7 +2631,7 @@
               <w:noProof/>
             </w:rPr>
           </w:pPr>
-          <w:hyperlink w:anchor="_Toc233382113" w:history="1">
+          <w:hyperlink w:anchor="_Toc233987199" w:history="1">
             <w:r>
               <w:rPr>
                 <w:rStyle w:val="Hipervnculo"/>
@@ -2654,7 +2655,7 @@
               <w:rPr>
                 <w:noProof/>
               </w:rPr>
-              <w:instrText xml:space="preserve"> PAGEREF _Toc233382113 \h </w:instrText>
+              <w:instrText xml:space="preserve"> PAGEREF _Toc233987199 \h </w:instrText>
             </w:r>
             <w:r>
               <w:rPr>
@@ -2691,7 +2692,7 @@
               <w:noProof/>
             </w:rPr>
           </w:pPr>
-          <w:hyperlink w:anchor="_Toc233382114" w:history="1">
+          <w:hyperlink w:anchor="_Toc233987200" w:history="1">
             <w:r>
               <w:rPr>
                 <w:rStyle w:val="Hipervnculo"/>
@@ -2715,7 +2716,7 @@
               <w:rPr>
                 <w:noProof/>
               </w:rPr>
-              <w:instrText xml:space="preserve"> PAGEREF _Toc233382114 \h </w:instrText>
+              <w:instrText xml:space="preserve"> PAGEREF _Toc233987200 \h </w:instrText>
             </w:r>
             <w:r>
               <w:rPr>
@@ -2752,7 +2753,7 @@
               <w:noProof/>
             </w:rPr>
           </w:pPr>
-          <w:hyperlink w:anchor="_Toc233382115" w:history="1">
+          <w:hyperlink w:anchor="_Toc233987201" w:history="1">
             <w:r>
               <w:rPr>
                 <w:rStyle w:val="Hipervnculo"/>
@@ -2776,7 +2777,7 @@
               <w:rPr>
                 <w:noProof/>
               </w:rPr>
-              <w:instrText xml:space="preserve"> PAGEREF _Toc233382115 \h </w:instrText>
+              <w:instrText xml:space="preserve"> PAGEREF _Toc233987201 \h </w:instrText>
             </w:r>
             <w:r>
               <w:rPr>
@@ -2813,7 +2814,7 @@
               <w:noProof/>
             </w:rPr>
           </w:pPr>
-          <w:hyperlink w:anchor="_Toc233382116" w:history="1">
+          <w:hyperlink w:anchor="_Toc233987202" w:history="1">
             <w:r>
               <w:rPr>
                 <w:rStyle w:val="Hipervnculo"/>
@@ -2837,7 +2838,7 @@
               <w:rPr>
                 <w:noProof/>
               </w:rPr>
-              <w:instrText xml:space="preserve"> PAGEREF _Toc233382116 \h </w:instrText>
+              <w:instrText xml:space="preserve"> PAGEREF _Toc233987202 \h </w:instrText>
             </w:r>
             <w:r>
               <w:rPr>
@@ -2874,7 +2875,7 @@
               <w:noProof/>
             </w:rPr>
           </w:pPr>
-          <w:hyperlink w:anchor="_Toc233382117" w:history="1">
+          <w:hyperlink w:anchor="_Toc233987203" w:history="1">
             <w:r>
               <w:rPr>
                 <w:rStyle w:val="Hipervnculo"/>
@@ -2898,7 +2899,7 @@
               <w:rPr>
                 <w:noProof/>
               </w:rPr>
-              <w:instrText xml:space="preserve"> PAGEREF _Toc233382117 \h </w:instrText>
+              <w:instrText xml:space="preserve"> PAGEREF _Toc233987203 \h </w:instrText>
             </w:r>
             <w:r>
               <w:rPr>
@@ -2935,7 +2936,7 @@
               <w:noProof/>
             </w:rPr>
           </w:pPr>
-          <w:hyperlink w:anchor="_Toc233382118" w:history="1">
+          <w:hyperlink w:anchor="_Toc233987204" w:history="1">
             <w:r>
               <w:rPr>
                 <w:rStyle w:val="Hipervnculo"/>
@@ -2959,7 +2960,7 @@
               <w:rPr>
                 <w:noProof/>
               </w:rPr>
-              <w:instrText xml:space="preserve"> PAGEREF _Toc233382118 \h </w:instrText>
+              <w:instrText xml:space="preserve"> PAGEREF _Toc233987204 \h </w:instrText>
             </w:r>
             <w:r>
               <w:rPr>
@@ -2996,7 +2997,7 @@
               <w:noProof/>
             </w:rPr>
           </w:pPr>
-          <w:hyperlink w:anchor="_Toc233382119" w:history="1">
+          <w:hyperlink w:anchor="_Toc233987205" w:history="1">
             <w:r>
               <w:rPr>
                 <w:rStyle w:val="Hipervnculo"/>
@@ -3020,7 +3021,7 @@
               <w:rPr>
                 <w:noProof/>
               </w:rPr>
-              <w:instrText xml:space="preserve"> PAGEREF _Toc233382119 \h </w:instrText>
+              <w:instrText xml:space="preserve"> PAGEREF _Toc233987205 \h </w:instrText>
             </w:r>
             <w:r>
               <w:rPr>
@@ -3057,7 +3058,7 @@
               <w:noProof/>
             </w:rPr>
           </w:pPr>
-          <w:hyperlink w:anchor="_Toc233382120" w:history="1">
+          <w:hyperlink w:anchor="_Toc233987206" w:history="1">
             <w:r>
               <w:rPr>
                 <w:rStyle w:val="Hipervnculo"/>
@@ -3081,7 +3082,7 @@
               <w:rPr>
                 <w:noProof/>
               </w:rPr>
-              <w:instrText xml:space="preserve"> PAGEREF _Toc233382120 \h </w:instrText>
+              <w:instrText xml:space="preserve"> PAGEREF _Toc233987206 \h </w:instrText>
             </w:r>
             <w:r>
               <w:rPr>
@@ -3118,7 +3119,7 @@
               <w:noProof/>
             </w:rPr>
           </w:pPr>
-          <w:hyperlink w:anchor="_Toc233382121" w:history="1">
+          <w:hyperlink w:anchor="_Toc233987207" w:history="1">
             <w:r>
               <w:rPr>
                 <w:rStyle w:val="Hipervnculo"/>
@@ -3142,7 +3143,7 @@
               <w:rPr>
                 <w:noProof/>
               </w:rPr>
-              <w:instrText xml:space="preserve"> PAGEREF _Toc233382121 \h </w:instrText>
+              <w:instrText xml:space="preserve"> PAGEREF _Toc233987207 \h </w:instrText>
             </w:r>
             <w:r>
               <w:rPr>
@@ -3179,7 +3180,7 @@
               <w:noProof/>
             </w:rPr>
           </w:pPr>
-          <w:hyperlink w:anchor="_Toc233382122" w:history="1">
+          <w:hyperlink w:anchor="_Toc233987208" w:history="1">
             <w:r>
               <w:rPr>
                 <w:rStyle w:val="Hipervnculo"/>
@@ -3203,7 +3204,7 @@
               <w:rPr>
                 <w:noProof/>
               </w:rPr>
-              <w:instrText xml:space="preserve"> PAGEREF _Toc233382122 \h </w:instrText>
+              <w:instrText xml:space="preserve"> PAGEREF _Toc233987208 \h </w:instrText>
             </w:r>
             <w:r>
               <w:rPr>
@@ -3240,7 +3241,7 @@
               <w:noProof/>
             </w:rPr>
           </w:pPr>
-          <w:hyperlink w:anchor="_Toc233382123" w:history="1">
+          <w:hyperlink w:anchor="_Toc233987209" w:history="1">
             <w:r>
               <w:rPr>
                 <w:rStyle w:val="Hipervnculo"/>
@@ -3264,7 +3265,7 @@
               <w:rPr>
                 <w:noProof/>
               </w:rPr>
-              <w:instrText xml:space="preserve"> PAGEREF _Toc233382123 \h </w:instrText>
+              <w:instrText xml:space="preserve"> PAGEREF _Toc233987209 \h </w:instrText>
             </w:r>
             <w:r>
               <w:rPr>
@@ -3301,7 +3302,7 @@
               <w:noProof/>
             </w:rPr>
           </w:pPr>
-          <w:hyperlink w:anchor="_Toc233382124" w:history="1">
+          <w:hyperlink w:anchor="_Toc233987210" w:history="1">
             <w:r>
               <w:rPr>
                 <w:rStyle w:val="Hipervnculo"/>
@@ -3325,7 +3326,7 @@
               <w:rPr>
                 <w:noProof/>
               </w:rPr>
-              <w:instrText xml:space="preserve"> PAGEREF _Toc233382124 \h </w:instrText>
+              <w:instrText xml:space="preserve"> PAGEREF _Toc233987210 \h </w:instrText>
             </w:r>
             <w:r>
               <w:rPr>
@@ -3362,7 +3363,7 @@
               <w:noProof/>
             </w:rPr>
           </w:pPr>
-          <w:hyperlink w:anchor="_Toc233382125" w:history="1">
+          <w:hyperlink w:anchor="_Toc233987211" w:history="1">
             <w:r>
               <w:rPr>
                 <w:rStyle w:val="Hipervnculo"/>
@@ -3386,7 +3387,7 @@
               <w:rPr>
                 <w:noProof/>
               </w:rPr>
-              <w:instrText xml:space="preserve"> PAGEREF _Toc233382125 \h </w:instrText>
+              <w:instrText xml:space="preserve"> PAGEREF _Toc233987211 \h </w:instrText>
             </w:r>
             <w:r>
               <w:rPr>
@@ -3423,7 +3424,7 @@
               <w:noProof/>
             </w:rPr>
           </w:pPr>
-          <w:hyperlink w:anchor="_Toc233382126" w:history="1">
+          <w:hyperlink w:anchor="_Toc233987212" w:history="1">
             <w:r>
               <w:rPr>
                 <w:rStyle w:val="Hipervnculo"/>
@@ -3447,7 +3448,7 @@
               <w:rPr>
                 <w:noProof/>
               </w:rPr>
-              <w:instrText xml:space="preserve"> PAGEREF _Toc233382126 \h </w:instrText>
+              <w:instrText xml:space="preserve"> PAGEREF _Toc233987212 \h </w:instrText>
             </w:r>
             <w:r>
               <w:rPr>
@@ -3484,7 +3485,7 @@
               <w:noProof/>
             </w:rPr>
           </w:pPr>
-          <w:hyperlink w:anchor="_Toc233382127" w:history="1">
+          <w:hyperlink w:anchor="_Toc233987213" w:history="1">
             <w:r>
               <w:rPr>
                 <w:rStyle w:val="Hipervnculo"/>
@@ -3508,7 +3509,7 @@
               <w:rPr>
                 <w:noProof/>
               </w:rPr>
-              <w:instrText xml:space="preserve"> PAGEREF _Toc233382127 \h </w:instrText>
+              <w:instrText xml:space="preserve"> PAGEREF _Toc233987213 \h </w:instrText>
             </w:r>
             <w:r>
               <w:rPr>
@@ -3545,7 +3546,7 @@
               <w:noProof/>
             </w:rPr>
           </w:pPr>
-          <w:hyperlink w:anchor="_Toc233382128" w:history="1">
+          <w:hyperlink w:anchor="_Toc233987214" w:history="1">
             <w:r>
               <w:rPr>
                 <w:rStyle w:val="Hipervnculo"/>
@@ -3569,7 +3570,7 @@
               <w:rPr>
                 <w:noProof/>
               </w:rPr>
-              <w:instrText xml:space="preserve"> PAGEREF _Toc233382128 \h </w:instrText>
+              <w:instrText xml:space="preserve"> PAGEREF _Toc233987214 \h </w:instrText>
             </w:r>
             <w:r>
               <w:rPr>
@@ -3606,7 +3607,7 @@
               <w:noProof/>
             </w:rPr>
           </w:pPr>
-          <w:hyperlink w:anchor="_Toc233382129" w:history="1">
+          <w:hyperlink w:anchor="_Toc233987215" w:history="1">
             <w:r>
               <w:rPr>
                 <w:rStyle w:val="Hipervnculo"/>
@@ -3630,7 +3631,7 @@
               <w:rPr>
                 <w:noProof/>
               </w:rPr>
-              <w:instrText xml:space="preserve"> PAGEREF _Toc233382129 \h </w:instrText>
+              <w:instrText xml:space="preserve"> PAGEREF _Toc233987215 \h </w:instrText>
             </w:r>
             <w:r>
               <w:rPr>
@@ -3674,7 +3675,7 @@
         <w:pStyle w:val="Ttulo1"/>
         <w:spacing w:after="120"/>
       </w:pPr>
-      <w:bookmarkStart w:id="3" w:name="_Toc233382085"/>
+      <w:bookmarkStart w:id="3" w:name="_Toc233987171"/>
       <w:r>
         <w:lastRenderedPageBreak/>
         <w:t>1. Introducción</w:t>
@@ -3694,7 +3695,7 @@
         <w:pStyle w:val="Ttulo2"/>
         <w:spacing w:after="120"/>
       </w:pPr>
-      <w:bookmarkStart w:id="4" w:name="_Toc233382086"/>
+      <w:bookmarkStart w:id="4" w:name="_Toc233987172"/>
       <w:r>
         <w:t>1.1 Propósito</w:t>
       </w:r>
@@ -3765,7 +3766,7 @@
         <w:pStyle w:val="Ttulo2"/>
         <w:spacing w:after="120"/>
       </w:pPr>
-      <w:bookmarkStart w:id="5" w:name="_Toc233382087"/>
+      <w:bookmarkStart w:id="5" w:name="_Toc233987173"/>
       <w:r>
         <w:t>1.2 Alcance</w:t>
       </w:r>
@@ -3776,15 +3777,7 @@
         <w:spacing w:after="120"/>
       </w:pPr>
       <w:r>
-        <w:t xml:space="preserve">Cubre la versión 1.1.2 desplegada en servidor Windows con Node.js, MySQL y PM2. No incluye la administración del servidor MySQL ni de </w:t>
-      </w:r>
-      <w:proofErr w:type="spellStart"/>
-      <w:r>
-        <w:t>DataTextNow</w:t>
-      </w:r>
-      <w:proofErr w:type="spellEnd"/>
-      <w:r>
-        <w:t>, salvo las integraciones operativas (campo PO).</w:t>
+        <w:t>Cubre la versión 1.1.2 desplegada en servidor Windows con Node.js, MySQL y PM2. No incluye la administración del servidor MySQL ni de DataTextNow, salvo las integraciones operativas (campo PO).</w:t>
       </w:r>
     </w:p>
     <w:p>
@@ -3792,7 +3785,7 @@
         <w:pStyle w:val="Ttulo1"/>
         <w:spacing w:after="120"/>
       </w:pPr>
-      <w:bookmarkStart w:id="6" w:name="_Toc233382088"/>
+      <w:bookmarkStart w:id="6" w:name="_Toc233987174"/>
       <w:r>
         <w:t>2. Descripción del sistema</w:t>
       </w:r>
@@ -3803,7 +3796,7 @@
         <w:pStyle w:val="Ttulo2"/>
         <w:spacing w:after="120"/>
       </w:pPr>
-      <w:bookmarkStart w:id="7" w:name="_Toc233382089"/>
+      <w:bookmarkStart w:id="7" w:name="_Toc233987175"/>
       <w:r>
         <w:t>2.1 Funcionalidades principales</w:t>
       </w:r>
@@ -3858,13 +3851,8 @@
         <w:spacing w:after="120"/>
       </w:pPr>
       <w:r>
-        <w:t xml:space="preserve">Recepciones de material y cierre con PO </w:t>
-      </w:r>
-      <w:proofErr w:type="spellStart"/>
-      <w:r>
-        <w:t>DataTextNow</w:t>
-      </w:r>
-      <w:proofErr w:type="spellEnd"/>
+        <w:t>Recepciones de material y cierre con PO DataTextNow</w:t>
+      </w:r>
     </w:p>
     <w:p>
       <w:pPr>
@@ -3888,21 +3876,8 @@
         </w:numPr>
         <w:spacing w:after="120"/>
       </w:pPr>
-      <w:proofErr w:type="spellStart"/>
-      <w:r>
-        <w:t>Dashboard</w:t>
-      </w:r>
-      <w:proofErr w:type="spellEnd"/>
-      <w:r>
-        <w:t xml:space="preserve"> con </w:t>
-      </w:r>
-      <w:proofErr w:type="spellStart"/>
-      <w:r>
-        <w:t>KPIs</w:t>
-      </w:r>
-      <w:proofErr w:type="spellEnd"/>
-      <w:r>
-        <w:t xml:space="preserve"> y reportes</w:t>
+      <w:r>
+        <w:t>Dashboard con KPIs y reportes</w:t>
       </w:r>
     </w:p>
     <w:p>
@@ -3910,7 +3885,7 @@
         <w:pStyle w:val="Ttulo2"/>
         <w:spacing w:after="120"/>
       </w:pPr>
-      <w:bookmarkStart w:id="8" w:name="_Toc233382090"/>
+      <w:bookmarkStart w:id="8" w:name="_Toc233987176"/>
       <w:r>
         <w:t>2.2 Arquitectura</w:t>
       </w:r>
@@ -4135,11 +4110,9 @@
             </w:tcMar>
           </w:tcPr>
           <w:p>
-            <w:proofErr w:type="spellStart"/>
             <w:r>
               <w:t>Frontend</w:t>
             </w:r>
-            <w:proofErr w:type="spellEnd"/>
           </w:p>
         </w:tc>
         <w:tc>
@@ -4219,29 +4192,8 @@
             </w:tcMar>
           </w:tcPr>
           <w:p>
-            <w:proofErr w:type="spellStart"/>
-            <w:r>
-              <w:t>Nodemailer</w:t>
-            </w:r>
-            <w:proofErr w:type="spellEnd"/>
-            <w:r>
-              <w:t xml:space="preserve"> (</w:t>
-            </w:r>
-            <w:proofErr w:type="spellStart"/>
-            <w:r>
-              <w:t>config</w:t>
-            </w:r>
-            <w:proofErr w:type="spellEnd"/>
-            <w:r>
-              <w:t xml:space="preserve"> en BD o .</w:t>
-            </w:r>
-            <w:proofErr w:type="spellStart"/>
-            <w:r>
-              <w:t>env</w:t>
-            </w:r>
-            <w:proofErr w:type="spellEnd"/>
-            <w:r>
-              <w:t>)</w:t>
+            <w:r>
+              <w:t>Nodemailer (config en BD o .env)</w:t>
             </w:r>
           </w:p>
         </w:tc>
@@ -4301,21 +4253,7 @@
               <w:rPr>
                 <w:lang w:val="en-US"/>
               </w:rPr>
-              <w:t xml:space="preserve">Multer — PDFs </w:t>
-            </w:r>
-            <w:proofErr w:type="spellStart"/>
-            <w:r>
-              <w:rPr>
-                <w:lang w:val="en-US"/>
-              </w:rPr>
-              <w:t>en</w:t>
-            </w:r>
-            <w:proofErr w:type="spellEnd"/>
-            <w:r>
-              <w:rPr>
-                <w:lang w:val="en-US"/>
-              </w:rPr>
-              <w:t xml:space="preserve"> backend/uploads/</w:t>
+              <w:t>Multer — PDFs en backend/uploads/</w:t>
             </w:r>
           </w:p>
         </w:tc>
@@ -4326,7 +4264,7 @@
         <w:pStyle w:val="Ttulo2"/>
         <w:spacing w:after="120"/>
       </w:pPr>
-      <w:bookmarkStart w:id="9" w:name="_Toc233382091"/>
+      <w:bookmarkStart w:id="9" w:name="_Toc233987177"/>
       <w:r>
         <w:t>2.3 URL de acceso</w:t>
       </w:r>
@@ -4337,15 +4275,7 @@
         <w:spacing w:after="120"/>
       </w:pPr>
       <w:r>
-        <w:t xml:space="preserve">La aplicación sirve </w:t>
-      </w:r>
-      <w:proofErr w:type="spellStart"/>
-      <w:r>
-        <w:t>frontend</w:t>
-      </w:r>
-      <w:proofErr w:type="spellEnd"/>
-      <w:r>
-        <w:t xml:space="preserve"> y API en el mismo puerto. URL típica de acceso:</w:t>
+        <w:t>La aplicación sirve frontend y API en el mismo puerto. URL típica de acceso:</w:t>
       </w:r>
     </w:p>
     <w:p>
@@ -4358,24 +4288,35 @@
           <w:bCs/>
         </w:rPr>
         <w:lastRenderedPageBreak/>
-        <w:t>http://</w:t>
-      </w:r>
-      <w:r>
-        <w:t xml:space="preserve"> </w:t>
+        <w:t>http:/</w:t>
       </w:r>
       <w:r>
         <w:rPr>
           <w:b/>
           <w:bCs/>
         </w:rPr>
-        <w:t>192.168.0.5</w:t>
+        <w:t>/</w:t>
       </w:r>
       <w:r>
         <w:rPr>
           <w:b/>
           <w:bCs/>
         </w:rPr>
-        <w:t>:3000</w:t>
+        <w:t>10.102.128.65</w:t>
+      </w:r>
+      <w:r>
+        <w:rPr>
+          <w:b/>
+          <w:bCs/>
+        </w:rPr>
+        <w:t>:</w:t>
+      </w:r>
+      <w:r>
+        <w:rPr>
+          <w:b/>
+          <w:bCs/>
+        </w:rPr>
+        <w:t>3000</w:t>
       </w:r>
     </w:p>
     <w:p>
@@ -4391,7 +4332,7 @@
         <w:pStyle w:val="Ttulo1"/>
         <w:spacing w:after="120"/>
       </w:pPr>
-      <w:bookmarkStart w:id="10" w:name="_Toc233382092"/>
+      <w:bookmarkStart w:id="10" w:name="_Toc233987178"/>
       <w:r>
         <w:t>3. Acceso de usuarios</w:t>
       </w:r>
@@ -4402,7 +4343,7 @@
         <w:pStyle w:val="Ttulo2"/>
         <w:spacing w:after="120"/>
       </w:pPr>
-      <w:bookmarkStart w:id="11" w:name="_Toc233382093"/>
+      <w:bookmarkStart w:id="11" w:name="_Toc233987179"/>
       <w:r>
         <w:t>3.1 Usuario creado por el administrador</w:t>
       </w:r>
@@ -4473,13 +4414,8 @@
         <w:spacing w:after="120"/>
       </w:pPr>
       <w:r>
-        <w:t xml:space="preserve">Ingresar correo y contraseña en la pantalla de </w:t>
-      </w:r>
-      <w:proofErr w:type="spellStart"/>
-      <w:r>
-        <w:t>login</w:t>
-      </w:r>
-      <w:proofErr w:type="spellEnd"/>
+        <w:t>Ingresar correo y contraseña en la pantalla de login</w:t>
+      </w:r>
     </w:p>
     <w:p>
       <w:pPr>
@@ -4499,17 +4435,9 @@
         <w:pStyle w:val="Ttulo2"/>
         <w:spacing w:after="120"/>
       </w:pPr>
-      <w:bookmarkStart w:id="12" w:name="_Toc233382094"/>
-      <w:r>
-        <w:t xml:space="preserve">3.2 </w:t>
-      </w:r>
-      <w:proofErr w:type="spellStart"/>
-      <w:r>
-        <w:t>Auto-registro</w:t>
-      </w:r>
-      <w:proofErr w:type="spellEnd"/>
-      <w:r>
-        <w:t xml:space="preserve"> (solo solicitantes)</w:t>
+      <w:bookmarkStart w:id="12" w:name="_Toc233987180"/>
+      <w:r>
+        <w:t>3.2 Auto-registro (solo solicitantes)</w:t>
       </w:r>
       <w:bookmarkEnd w:id="12"/>
     </w:p>
@@ -4565,23 +4493,7 @@
         <w:spacing w:after="120"/>
       </w:pPr>
       <w:r>
-        <w:t xml:space="preserve">Nota: el </w:t>
-      </w:r>
-      <w:proofErr w:type="spellStart"/>
-      <w:r>
-        <w:t>login</w:t>
-      </w:r>
-      <w:proofErr w:type="spellEnd"/>
-      <w:r>
-        <w:t xml:space="preserve"> se bloquea si </w:t>
-      </w:r>
-      <w:proofErr w:type="spellStart"/>
-      <w:r>
-        <w:t>email_verificado</w:t>
-      </w:r>
-      <w:proofErr w:type="spellEnd"/>
-      <w:r>
-        <w:t xml:space="preserve"> = 0 o la cuenta está inactiva.</w:t>
+        <w:t>Nota: el login se bloquea si email_verificado = 0 o la cuenta está inactiva.</w:t>
       </w:r>
     </w:p>
     <w:p>
@@ -4589,7 +4501,7 @@
         <w:pStyle w:val="Ttulo2"/>
         <w:spacing w:after="120"/>
       </w:pPr>
-      <w:bookmarkStart w:id="13" w:name="_Toc233382095"/>
+      <w:bookmarkStart w:id="13" w:name="_Toc233987181"/>
       <w:r>
         <w:t>3.3 Problemas de acceso frecuentes</w:t>
       </w:r>
@@ -4775,15 +4687,7 @@
           </w:tcPr>
           <w:p>
             <w:r>
-              <w:t>Restablecer desde Usuarios (</w:t>
-            </w:r>
-            <w:proofErr w:type="spellStart"/>
-            <w:r>
-              <w:t>admin</w:t>
-            </w:r>
-            <w:proofErr w:type="spellEnd"/>
-            <w:r>
-              <w:t>/contabilidad)</w:t>
+              <w:t>Restablecer desde Usuarios (admin/contabilidad)</w:t>
             </w:r>
           </w:p>
         </w:tc>
@@ -5016,7 +4920,7 @@
         <w:pStyle w:val="Ttulo1"/>
         <w:spacing w:after="120"/>
       </w:pPr>
-      <w:bookmarkStart w:id="14" w:name="_Toc233382096"/>
+      <w:bookmarkStart w:id="14" w:name="_Toc233987182"/>
       <w:r>
         <w:t>4. Roles y permisos</w:t>
       </w:r>
@@ -5027,15 +4931,7 @@
         <w:spacing w:after="120"/>
       </w:pPr>
       <w:r>
-        <w:t xml:space="preserve">Existen tres roles. El rol </w:t>
-      </w:r>
-      <w:proofErr w:type="spellStart"/>
-      <w:r>
-        <w:t>admin</w:t>
-      </w:r>
-      <w:proofErr w:type="spellEnd"/>
-      <w:r>
-        <w:t xml:space="preserve"> tiene acceso total a todas las funciones.</w:t>
+        <w:t>Existen tres roles. El rol admin tiene acceso total a todas las funciones.</w:t>
       </w:r>
     </w:p>
     <w:tbl>
@@ -5196,13 +5092,8 @@
             </w:tcMar>
           </w:tcPr>
           <w:p>
-            <w:proofErr w:type="spellStart"/>
-            <w:r>
-              <w:t>Dashboard</w:t>
-            </w:r>
-            <w:proofErr w:type="spellEnd"/>
-            <w:r>
-              <w:t>, Requerimientos, Catálogo (lectura), OC propias</w:t>
+            <w:r>
+              <w:t>Dashboard, Requerimientos, Catálogo (lectura), OC propias</w:t>
             </w:r>
           </w:p>
         </w:tc>
@@ -5276,15 +5167,7 @@
           </w:tcPr>
           <w:p>
             <w:r>
-              <w:t xml:space="preserve">Todo excepto </w:t>
-            </w:r>
-            <w:proofErr w:type="spellStart"/>
-            <w:r>
-              <w:t>Config</w:t>
-            </w:r>
-            <w:proofErr w:type="spellEnd"/>
-            <w:r>
-              <w:t xml:space="preserve"> SMTP</w:t>
+              <w:t>Todo excepto Config SMTP</w:t>
             </w:r>
           </w:p>
         </w:tc>
@@ -5306,23 +5189,7 @@
           </w:tcPr>
           <w:p>
             <w:r>
-              <w:t xml:space="preserve">Aprobar </w:t>
-            </w:r>
-            <w:proofErr w:type="spellStart"/>
-            <w:r>
-              <w:t>reqs</w:t>
-            </w:r>
-            <w:proofErr w:type="spellEnd"/>
-            <w:r>
-              <w:t xml:space="preserve">, cotizar, generar OC, recepciones, proveedores, usuarios (no </w:t>
-            </w:r>
-            <w:proofErr w:type="spellStart"/>
-            <w:r>
-              <w:t>admin</w:t>
-            </w:r>
-            <w:proofErr w:type="spellEnd"/>
-            <w:r>
-              <w:t>)</w:t>
+              <w:t>Aprobar reqs, cotizar, generar OC, recepciones, proveedores, usuarios (no admin)</w:t>
             </w:r>
           </w:p>
         </w:tc>
@@ -5351,11 +5218,9 @@
             </w:tcMar>
           </w:tcPr>
           <w:p>
-            <w:proofErr w:type="spellStart"/>
             <w:r>
               <w:t>admin</w:t>
             </w:r>
-            <w:proofErr w:type="spellEnd"/>
           </w:p>
         </w:tc>
         <w:tc>
@@ -5397,13 +5262,8 @@
             </w:tcMar>
           </w:tcPr>
           <w:p>
-            <w:proofErr w:type="spellStart"/>
-            <w:r>
-              <w:t>Config</w:t>
-            </w:r>
-            <w:proofErr w:type="spellEnd"/>
-            <w:r>
-              <w:t xml:space="preserve"> SMTP, áreas, activar proveedores, gestión completa de usuarios</w:t>
+            <w:r>
+              <w:t>Config SMTP, áreas, activar proveedores, gestión completa de usuarios</w:t>
             </w:r>
           </w:p>
         </w:tc>
@@ -5414,7 +5274,7 @@
         <w:pStyle w:val="Ttulo2"/>
         <w:spacing w:after="120"/>
       </w:pPr>
-      <w:bookmarkStart w:id="15" w:name="_Toc233382097"/>
+      <w:bookmarkStart w:id="15" w:name="_Toc233987183"/>
       <w:r>
         <w:t>4.1 Matriz de módulos</w:t>
       </w:r>
@@ -5549,7 +5409,6 @@
             </w:tcMar>
           </w:tcPr>
           <w:p>
-            <w:proofErr w:type="spellStart"/>
             <w:r>
               <w:rPr>
                 <w:b/>
@@ -5557,7 +5416,6 @@
               </w:rPr>
               <w:t>Admin</w:t>
             </w:r>
-            <w:proofErr w:type="spellEnd"/>
           </w:p>
         </w:tc>
       </w:tr>
@@ -5585,11 +5443,9 @@
             </w:tcMar>
           </w:tcPr>
           <w:p>
-            <w:proofErr w:type="spellStart"/>
             <w:r>
               <w:t>Dashboard</w:t>
             </w:r>
-            <w:proofErr w:type="spellEnd"/>
           </w:p>
         </w:tc>
         <w:tc>
@@ -6349,7 +6205,7 @@
         <w:pStyle w:val="Ttulo1"/>
         <w:spacing w:after="120"/>
       </w:pPr>
-      <w:bookmarkStart w:id="16" w:name="_Toc233382098"/>
+      <w:bookmarkStart w:id="16" w:name="_Toc233987184"/>
       <w:r>
         <w:t>5. Flujo operativo de negocio</w:t>
       </w:r>
@@ -6380,7 +6236,7 @@
         <w:pStyle w:val="Ttulo2"/>
         <w:spacing w:after="120"/>
       </w:pPr>
-      <w:bookmarkStart w:id="17" w:name="_Toc233382099"/>
+      <w:bookmarkStart w:id="17" w:name="_Toc233987185"/>
       <w:r>
         <w:t>5.1 Requerimiento</w:t>
       </w:r>
@@ -6443,7 +6299,7 @@
         <w:pStyle w:val="Ttulo2"/>
         <w:spacing w:after="120"/>
       </w:pPr>
-      <w:bookmarkStart w:id="18" w:name="_Toc233382100"/>
+      <w:bookmarkStart w:id="18" w:name="_Toc233987186"/>
       <w:r>
         <w:t>5.2 Cotización</w:t>
       </w:r>
@@ -6507,7 +6363,7 @@
         <w:pStyle w:val="Ttulo2"/>
         <w:spacing w:after="120"/>
       </w:pPr>
-      <w:bookmarkStart w:id="19" w:name="_Toc233382101"/>
+      <w:bookmarkStart w:id="19" w:name="_Toc233987187"/>
       <w:r>
         <w:t>5.3 Aprobación</w:t>
       </w:r>
@@ -6523,15 +6379,7 @@
         <w:spacing w:after="120"/>
       </w:pPr>
       <w:r>
-        <w:t>Contabilidad/</w:t>
-      </w:r>
-      <w:proofErr w:type="spellStart"/>
-      <w:r>
-        <w:t>admin</w:t>
-      </w:r>
-      <w:proofErr w:type="spellEnd"/>
-      <w:r>
-        <w:t xml:space="preserve"> evalúa en revisión: aprueba, marca incompleto o rechaza</w:t>
+        <w:t>Contabilidad/admin evalúa en revisión: aprueba, marca incompleto o rechaza</w:t>
       </w:r>
     </w:p>
     <w:p>
@@ -6552,7 +6400,7 @@
         <w:pStyle w:val="Ttulo2"/>
         <w:spacing w:after="120"/>
       </w:pPr>
-      <w:bookmarkStart w:id="20" w:name="_Toc233382102"/>
+      <w:bookmarkStart w:id="20" w:name="_Toc233987188"/>
       <w:r>
         <w:t>5.4 Orden de compra</w:t>
       </w:r>
@@ -6581,15 +6429,7 @@
         <w:spacing w:after="120"/>
       </w:pPr>
       <w:r>
-        <w:t xml:space="preserve">Estados: generada → distribuida → </w:t>
-      </w:r>
-      <w:proofErr w:type="spellStart"/>
-      <w:r>
-        <w:t>en_proceso</w:t>
-      </w:r>
-      <w:proofErr w:type="spellEnd"/>
-      <w:r>
-        <w:t xml:space="preserve"> → recibida → cerrada</w:t>
+        <w:t>Estados: generada → distribuida → en_proceso → recibida → cerrada</w:t>
       </w:r>
     </w:p>
     <w:p>
@@ -6610,7 +6450,7 @@
         <w:pStyle w:val="Ttulo2"/>
         <w:spacing w:after="120"/>
       </w:pPr>
-      <w:bookmarkStart w:id="21" w:name="_Toc233382103"/>
+      <w:bookmarkStart w:id="21" w:name="_Toc233987189"/>
       <w:r>
         <w:t>5.5 Recepción y cierre</w:t>
       </w:r>
@@ -6639,15 +6479,7 @@
         <w:spacing w:after="120"/>
       </w:pPr>
       <w:r>
-        <w:t>El solicitante puede confirmar entrega (</w:t>
-      </w:r>
-      <w:proofErr w:type="spellStart"/>
-      <w:r>
-        <w:t>entregado_solicitante</w:t>
-      </w:r>
-      <w:proofErr w:type="spellEnd"/>
-      <w:r>
-        <w:t>)</w:t>
+        <w:t>El solicitante puede confirmar entrega (entregado_solicitante)</w:t>
       </w:r>
     </w:p>
     <w:p>
@@ -6660,23 +6492,7 @@
         <w:spacing w:after="120"/>
       </w:pPr>
       <w:r>
-        <w:t xml:space="preserve">Para cerrar la OC se requiere PO </w:t>
-      </w:r>
-      <w:proofErr w:type="spellStart"/>
-      <w:r>
-        <w:t>DataTextNow</w:t>
-      </w:r>
-      <w:proofErr w:type="spellEnd"/>
-      <w:r>
-        <w:t xml:space="preserve"> (</w:t>
-      </w:r>
-      <w:proofErr w:type="spellStart"/>
-      <w:r>
-        <w:t>datatextnow_id</w:t>
-      </w:r>
-      <w:proofErr w:type="spellEnd"/>
-      <w:r>
-        <w:t>)</w:t>
+        <w:t>Para cerrar la OC se requiere PO DataTextNow (datatextnow_id)</w:t>
       </w:r>
     </w:p>
     <w:p>
@@ -6697,7 +6513,7 @@
         <w:pStyle w:val="Ttulo1"/>
         <w:spacing w:after="120"/>
       </w:pPr>
-      <w:bookmarkStart w:id="22" w:name="_Toc233382104"/>
+      <w:bookmarkStart w:id="22" w:name="_Toc233987190"/>
       <w:r>
         <w:t>6. Estados y transiciones</w:t>
       </w:r>
@@ -6708,7 +6524,7 @@
         <w:pStyle w:val="Ttulo2"/>
         <w:spacing w:after="120"/>
       </w:pPr>
-      <w:bookmarkStart w:id="23" w:name="_Toc233382105"/>
+      <w:bookmarkStart w:id="23" w:name="_Toc233987191"/>
       <w:r>
         <w:t>6.1 Requerimientos</w:t>
       </w:r>
@@ -6923,11 +6739,9 @@
             </w:tcMar>
           </w:tcPr>
           <w:p>
-            <w:proofErr w:type="spellStart"/>
             <w:r>
               <w:t>en_revision</w:t>
             </w:r>
-            <w:proofErr w:type="spellEnd"/>
           </w:p>
         </w:tc>
         <w:tc>
@@ -7277,7 +7091,7 @@
         <w:pStyle w:val="Ttulo2"/>
         <w:spacing w:after="120"/>
       </w:pPr>
-      <w:bookmarkStart w:id="24" w:name="_Toc233382106"/>
+      <w:bookmarkStart w:id="24" w:name="_Toc233987192"/>
       <w:r>
         <w:t>6.2 Órdenes de compra</w:t>
       </w:r>
@@ -7566,11 +7380,9 @@
             </w:tcMar>
           </w:tcPr>
           <w:p>
-            <w:proofErr w:type="spellStart"/>
             <w:r>
               <w:t>en_proceso</w:t>
             </w:r>
-            <w:proofErr w:type="spellEnd"/>
           </w:p>
         </w:tc>
         <w:tc>
@@ -7851,39 +7663,7 @@
           <w:i/>
           <w:iCs/>
         </w:rPr>
-        <w:t xml:space="preserve">* Activas = generada, distribuida, </w:t>
-      </w:r>
-      <w:proofErr w:type="spellStart"/>
-      <w:r>
-        <w:rPr>
-          <w:i/>
-          <w:iCs/>
-        </w:rPr>
-        <w:t>en_proceso</w:t>
-      </w:r>
-      <w:proofErr w:type="spellEnd"/>
-      <w:r>
-        <w:rPr>
-          <w:i/>
-          <w:iCs/>
-        </w:rPr>
-        <w:t xml:space="preserve">, recibida. Filtro en </w:t>
-      </w:r>
-      <w:proofErr w:type="spellStart"/>
-      <w:r>
-        <w:rPr>
-          <w:i/>
-          <w:iCs/>
-        </w:rPr>
-        <w:t>dashboard</w:t>
-      </w:r>
-      <w:proofErr w:type="spellEnd"/>
-      <w:r>
-        <w:rPr>
-          <w:i/>
-          <w:iCs/>
-        </w:rPr>
-        <w:t xml:space="preserve"> y listado OC.</w:t>
+        <w:t>* Activas = generada, distribuida, en_proceso, recibida. Filtro en dashboard y listado OC.</w:t>
       </w:r>
     </w:p>
     <w:p>
@@ -7891,7 +7671,7 @@
         <w:pStyle w:val="Ttulo2"/>
         <w:spacing w:after="120"/>
       </w:pPr>
-      <w:bookmarkStart w:id="25" w:name="_Toc233382107"/>
+      <w:bookmarkStart w:id="25" w:name="_Toc233987193"/>
       <w:r>
         <w:t>6.3 Recepciones</w:t>
       </w:r>
@@ -8004,11 +7784,9 @@
             </w:tcMar>
           </w:tcPr>
           <w:p>
-            <w:proofErr w:type="spellStart"/>
             <w:r>
               <w:t>recibido_parcial</w:t>
             </w:r>
-            <w:proofErr w:type="spellEnd"/>
           </w:p>
         </w:tc>
         <w:tc>
@@ -8058,11 +7836,9 @@
             </w:tcMar>
           </w:tcPr>
           <w:p>
-            <w:proofErr w:type="spellStart"/>
             <w:r>
               <w:t>recibido_completo</w:t>
             </w:r>
-            <w:proofErr w:type="spellEnd"/>
           </w:p>
         </w:tc>
         <w:tc>
@@ -8112,11 +7888,9 @@
             </w:tcMar>
           </w:tcPr>
           <w:p>
-            <w:proofErr w:type="spellStart"/>
             <w:r>
               <w:t>entregado_solicitante</w:t>
             </w:r>
-            <w:proofErr w:type="spellEnd"/>
           </w:p>
         </w:tc>
         <w:tc>
@@ -8148,7 +7922,7 @@
         <w:pStyle w:val="Ttulo1"/>
         <w:spacing w:after="120"/>
       </w:pPr>
-      <w:bookmarkStart w:id="26" w:name="_Toc233382108"/>
+      <w:bookmarkStart w:id="26" w:name="_Toc233987194"/>
       <w:r>
         <w:t>7. Reglas de negocio clave</w:t>
       </w:r>
@@ -8159,7 +7933,7 @@
         <w:pStyle w:val="Ttulo2"/>
         <w:spacing w:after="120"/>
       </w:pPr>
-      <w:bookmarkStart w:id="27" w:name="_Toc233382109"/>
+      <w:bookmarkStart w:id="27" w:name="_Toc233987195"/>
       <w:r>
         <w:t>7.1 Catálogo vs ítems libres</w:t>
       </w:r>
@@ -8188,15 +7962,7 @@
         <w:spacing w:after="120"/>
       </w:pPr>
       <w:r>
-        <w:t xml:space="preserve">Ítems libres activan </w:t>
-      </w:r>
-      <w:proofErr w:type="spellStart"/>
-      <w:r>
-        <w:t>requiere_cotizacion</w:t>
-      </w:r>
-      <w:proofErr w:type="spellEnd"/>
-      <w:r>
-        <w:t xml:space="preserve"> automáticamente</w:t>
+        <w:t>Ítems libres activan requiere_cotizacion automáticamente</w:t>
       </w:r>
     </w:p>
     <w:p>
@@ -8217,16 +7983,11 @@
         <w:pStyle w:val="Ttulo2"/>
         <w:spacing w:after="120"/>
       </w:pPr>
-      <w:bookmarkStart w:id="28" w:name="_Toc233382110"/>
-      <w:r>
-        <w:t xml:space="preserve">7.2 PO </w:t>
-      </w:r>
-      <w:proofErr w:type="spellStart"/>
-      <w:r>
-        <w:t>DataTextNow</w:t>
+      <w:bookmarkStart w:id="28" w:name="_Toc233987196"/>
+      <w:r>
+        <w:t>7.2 PO DataTextNow</w:t>
       </w:r>
       <w:bookmarkEnd w:id="28"/>
-      <w:proofErr w:type="spellEnd"/>
     </w:p>
     <w:p>
       <w:pPr>
@@ -8238,15 +7999,7 @@
         <w:spacing w:after="120"/>
       </w:pPr>
       <w:r>
-        <w:t xml:space="preserve">Campo </w:t>
-      </w:r>
-      <w:proofErr w:type="spellStart"/>
-      <w:r>
-        <w:t>datatextnow_id</w:t>
-      </w:r>
-      <w:proofErr w:type="spellEnd"/>
-      <w:r>
-        <w:t xml:space="preserve"> en la OC (o en recepción)</w:t>
+        <w:t>Campo datatextnow_id en la OC (o en recepción)</w:t>
       </w:r>
     </w:p>
     <w:p>
@@ -8272,13 +8025,8 @@
         <w:spacing w:after="120"/>
       </w:pPr>
       <w:r>
-        <w:t xml:space="preserve">Se obtiene de reportes externos de </w:t>
-      </w:r>
-      <w:proofErr w:type="spellStart"/>
-      <w:r>
-        <w:t>DataTextNow</w:t>
-      </w:r>
-      <w:proofErr w:type="spellEnd"/>
+        <w:t>Se obtiene de reportes externos de DataTextNow</w:t>
+      </w:r>
     </w:p>
     <w:p>
       <w:pPr>
@@ -8290,15 +8038,7 @@
         <w:spacing w:after="120"/>
       </w:pPr>
       <w:r>
-        <w:t>Filtro operativo: OC activas sin PO (</w:t>
-      </w:r>
-      <w:proofErr w:type="spellStart"/>
-      <w:r>
-        <w:t>sin_po</w:t>
-      </w:r>
-      <w:proofErr w:type="spellEnd"/>
-      <w:r>
-        <w:t>=true)</w:t>
+        <w:t>Filtro operativo: OC activas sin PO (sin_po=true)</w:t>
       </w:r>
     </w:p>
     <w:p>
@@ -8306,7 +8046,7 @@
         <w:pStyle w:val="Ttulo2"/>
         <w:spacing w:after="120"/>
       </w:pPr>
-      <w:bookmarkStart w:id="29" w:name="_Toc233382111"/>
+      <w:bookmarkStart w:id="29" w:name="_Toc233987197"/>
       <w:r>
         <w:t>7.3 Áreas y departamentos</w:t>
       </w:r>
@@ -8322,37 +8062,8 @@
         <w:spacing w:after="120"/>
       </w:pPr>
       <w:r>
-        <w:t xml:space="preserve">No se almacenan en MySQL; viven en </w:t>
-      </w:r>
-      <w:proofErr w:type="spellStart"/>
-      <w:r>
-        <w:t>backend</w:t>
-      </w:r>
-      <w:proofErr w:type="spellEnd"/>
-      <w:r>
-        <w:t>/</w:t>
-      </w:r>
-      <w:proofErr w:type="spellStart"/>
-      <w:r>
-        <w:t>src</w:t>
-      </w:r>
-      <w:proofErr w:type="spellEnd"/>
-      <w:r>
-        <w:t>/</w:t>
-      </w:r>
-      <w:proofErr w:type="spellStart"/>
-      <w:r>
-        <w:t>config</w:t>
-      </w:r>
-      <w:proofErr w:type="spellEnd"/>
-      <w:r>
-        <w:t>/</w:t>
-      </w:r>
-      <w:proofErr w:type="spellStart"/>
-      <w:r>
-        <w:t>departamentos.json</w:t>
-      </w:r>
-      <w:proofErr w:type="spellEnd"/>
+        <w:t>No se almacenan en MySQL; viven en backend/src/config/departamentos.json</w:t>
+      </w:r>
     </w:p>
     <w:p>
       <w:pPr>
@@ -8364,15 +8075,7 @@
         <w:spacing w:after="120"/>
       </w:pPr>
       <w:r>
-        <w:t xml:space="preserve">Alineados a estructura </w:t>
-      </w:r>
-      <w:proofErr w:type="spellStart"/>
-      <w:r>
-        <w:t>DataTextNow</w:t>
-      </w:r>
-      <w:proofErr w:type="spellEnd"/>
-      <w:r>
-        <w:t>; editables desde Administración → Áreas</w:t>
+        <w:t>Alineados a estructura DataTextNow; editables desde Administración → Áreas</w:t>
       </w:r>
     </w:p>
     <w:p>
@@ -8385,15 +8088,7 @@
         <w:spacing w:after="120"/>
       </w:pPr>
       <w:r>
-        <w:t xml:space="preserve">Al actualizar el JSON en servidor, reiniciar la aplicación (pm2 </w:t>
-      </w:r>
-      <w:proofErr w:type="spellStart"/>
-      <w:r>
-        <w:t>restart</w:t>
-      </w:r>
-      <w:proofErr w:type="spellEnd"/>
-      <w:r>
-        <w:t>)</w:t>
+        <w:t>Al actualizar el JSON en servidor, reiniciar la aplicación (pm2 restart)</w:t>
       </w:r>
     </w:p>
     <w:p>
@@ -8401,7 +8096,7 @@
         <w:pStyle w:val="Ttulo1"/>
         <w:spacing w:after="120"/>
       </w:pPr>
-      <w:bookmarkStart w:id="30" w:name="_Toc233382112"/>
+      <w:bookmarkStart w:id="30" w:name="_Toc233987198"/>
       <w:r>
         <w:t>8. Administración del sistema</w:t>
       </w:r>
@@ -8412,7 +8107,7 @@
         <w:pStyle w:val="Ttulo2"/>
         <w:spacing w:after="120"/>
       </w:pPr>
-      <w:bookmarkStart w:id="31" w:name="_Toc233382113"/>
+      <w:bookmarkStart w:id="31" w:name="_Toc233987199"/>
       <w:r>
         <w:t>8.1 Usuarios</w:t>
       </w:r>
@@ -8428,23 +8123,7 @@
         <w:spacing w:after="120"/>
       </w:pPr>
       <w:r>
-        <w:t xml:space="preserve">Alta: </w:t>
-      </w:r>
-      <w:proofErr w:type="spellStart"/>
-      <w:r>
-        <w:t>admin</w:t>
-      </w:r>
-      <w:proofErr w:type="spellEnd"/>
-      <w:r>
-        <w:t xml:space="preserve">/contabilidad en Usuarios, o </w:t>
-      </w:r>
-      <w:proofErr w:type="spellStart"/>
-      <w:r>
-        <w:t>auto-registro</w:t>
-      </w:r>
-      <w:proofErr w:type="spellEnd"/>
-      <w:r>
-        <w:t xml:space="preserve"> público (solo solicitante)</w:t>
+        <w:t>Alta: admin/contabilidad en Usuarios, o auto-registro público (solo solicitante)</w:t>
       </w:r>
     </w:p>
     <w:p>
@@ -8483,31 +8162,7 @@
         <w:spacing w:after="120"/>
       </w:pPr>
       <w:r>
-        <w:t xml:space="preserve">Script de emergencia: </w:t>
-      </w:r>
-      <w:proofErr w:type="spellStart"/>
-      <w:r>
-        <w:t>node</w:t>
-      </w:r>
-      <w:proofErr w:type="spellEnd"/>
-      <w:r>
-        <w:t xml:space="preserve"> </w:t>
-      </w:r>
-      <w:proofErr w:type="spellStart"/>
-      <w:r>
-        <w:t>backend</w:t>
-      </w:r>
-      <w:proofErr w:type="spellEnd"/>
-      <w:r>
-        <w:t>/scripts/seed-admin.js (usa ADMIN_* del .</w:t>
-      </w:r>
-      <w:proofErr w:type="spellStart"/>
-      <w:r>
-        <w:t>env</w:t>
-      </w:r>
-      <w:proofErr w:type="spellEnd"/>
-      <w:r>
-        <w:t>)</w:t>
+        <w:t>Script de emergencia: node backend/scripts/seed-admin.js (usa ADMIN_* del .env)</w:t>
       </w:r>
     </w:p>
     <w:p>
@@ -8515,7 +8170,7 @@
         <w:pStyle w:val="Ttulo2"/>
         <w:spacing w:after="120"/>
       </w:pPr>
-      <w:bookmarkStart w:id="32" w:name="_Toc233382114"/>
+      <w:bookmarkStart w:id="32" w:name="_Toc233987200"/>
       <w:r>
         <w:t>8.2 Configuración SMTP</w:t>
       </w:r>
@@ -8545,21 +8200,8 @@
         <w:spacing w:after="120"/>
       </w:pPr>
       <w:r>
-        <w:t xml:space="preserve">Prioridad: tabla </w:t>
-      </w:r>
-      <w:proofErr w:type="spellStart"/>
-      <w:r>
-        <w:t>configuracion_smtp</w:t>
-      </w:r>
-      <w:proofErr w:type="spellEnd"/>
-      <w:r>
-        <w:t xml:space="preserve"> en BD &gt; variables .</w:t>
-      </w:r>
-      <w:proofErr w:type="spellStart"/>
-      <w:r>
-        <w:t>env</w:t>
-      </w:r>
-      <w:proofErr w:type="spellEnd"/>
+        <w:t>Prioridad: tabla configuracion_smtp en BD &gt; variables .env</w:t>
+      </w:r>
     </w:p>
     <w:p>
       <w:pPr>
@@ -8605,7 +8247,7 @@
         <w:pStyle w:val="Ttulo2"/>
         <w:spacing w:after="120"/>
       </w:pPr>
-      <w:bookmarkStart w:id="33" w:name="_Toc233382115"/>
+      <w:bookmarkStart w:id="33" w:name="_Toc233987201"/>
       <w:r>
         <w:t>8.3 Catálogo y proveedores</w:t>
       </w:r>
@@ -8634,20 +8276,15 @@
         <w:spacing w:after="120"/>
       </w:pPr>
       <w:r>
-        <w:t xml:space="preserve">Proveedores: activar/desactivar solo </w:t>
-      </w:r>
-      <w:proofErr w:type="spellStart"/>
-      <w:r>
-        <w:t>admin</w:t>
-      </w:r>
-      <w:proofErr w:type="spellEnd"/>
+        <w:t>Proveedores: activar/desactivar solo admin</w:t>
+      </w:r>
     </w:p>
     <w:p>
       <w:pPr>
         <w:pStyle w:val="Ttulo2"/>
         <w:spacing w:after="120"/>
       </w:pPr>
-      <w:bookmarkStart w:id="34" w:name="_Toc233382116"/>
+      <w:bookmarkStart w:id="34" w:name="_Toc233987202"/>
       <w:r>
         <w:t>8.4 Reportes</w:t>
       </w:r>
@@ -8676,21 +8313,8 @@
         <w:spacing w:after="120"/>
       </w:pPr>
       <w:r>
-        <w:t xml:space="preserve">Reporte STATUS POS HILOS (Excel anual) desde </w:t>
-      </w:r>
-      <w:proofErr w:type="spellStart"/>
-      <w:r>
-        <w:t>dashboard</w:t>
-      </w:r>
-      <w:proofErr w:type="spellEnd"/>
-      <w:r>
-        <w:t xml:space="preserve"> — contabilidad/</w:t>
-      </w:r>
-      <w:proofErr w:type="spellStart"/>
-      <w:r>
-        <w:t>admin</w:t>
-      </w:r>
-      <w:proofErr w:type="spellEnd"/>
+        <w:t>Reporte STATUS POS HILOS (Excel anual) desde dashboard — contabilidad/admin</w:t>
+      </w:r>
     </w:p>
     <w:p>
       <w:r>
@@ -8702,7 +8326,7 @@
         <w:pStyle w:val="Ttulo1"/>
         <w:spacing w:after="120"/>
       </w:pPr>
-      <w:bookmarkStart w:id="35" w:name="_Toc233382117"/>
+      <w:bookmarkStart w:id="35" w:name="_Toc233987203"/>
       <w:r>
         <w:lastRenderedPageBreak/>
         <w:t>9. Infraestructura y despliegue (TI)</w:t>
@@ -8714,7 +8338,7 @@
         <w:pStyle w:val="Ttulo2"/>
         <w:spacing w:after="120"/>
       </w:pPr>
-      <w:bookmarkStart w:id="36" w:name="_Toc233382118"/>
+      <w:bookmarkStart w:id="36" w:name="_Toc233987204"/>
       <w:r>
         <w:t>9.1 Requisitos</w:t>
       </w:r>
@@ -8954,13 +8578,8 @@
           </w:tcPr>
           <w:p>
             <w:r>
-              <w:t xml:space="preserve">8.x — base de datos </w:t>
-            </w:r>
-            <w:proofErr w:type="spellStart"/>
-            <w:r>
-              <w:t>ordenes_compra</w:t>
-            </w:r>
-            <w:proofErr w:type="spellEnd"/>
+              <w:t>8.x — base de datos ordenes_compra</w:t>
+            </w:r>
           </w:p>
         </w:tc>
       </w:tr>
@@ -9074,7 +8693,7 @@
         <w:pStyle w:val="Ttulo2"/>
         <w:spacing w:after="120"/>
       </w:pPr>
-      <w:bookmarkStart w:id="37" w:name="_Toc233382119"/>
+      <w:bookmarkStart w:id="37" w:name="_Toc233987205"/>
       <w:r>
         <w:t>9.2 Estructura de carpetas</w:t>
       </w:r>
@@ -9085,15 +8704,7 @@
         <w:spacing w:after="120"/>
       </w:pPr>
       <w:r>
-        <w:t xml:space="preserve">Sistema de </w:t>
-      </w:r>
-      <w:proofErr w:type="spellStart"/>
-      <w:r>
-        <w:t>Ordenes</w:t>
-      </w:r>
-      <w:proofErr w:type="spellEnd"/>
-      <w:r>
-        <w:t xml:space="preserve"> de Compra/</w:t>
+        <w:t>Sistema de Ordenes de Compra/</w:t>
       </w:r>
     </w:p>
     <w:p>
@@ -9106,23 +8717,7 @@
         <w:spacing w:after="120"/>
       </w:pPr>
       <w:r>
-        <w:t>.</w:t>
-      </w:r>
-      <w:proofErr w:type="spellStart"/>
-      <w:r>
-        <w:t>env</w:t>
-      </w:r>
-      <w:proofErr w:type="spellEnd"/>
-      <w:r>
-        <w:t xml:space="preserve">                    ← Credenciales (raíz, NO en </w:t>
-      </w:r>
-      <w:proofErr w:type="spellStart"/>
-      <w:r>
-        <w:t>git</w:t>
-      </w:r>
-      <w:proofErr w:type="spellEnd"/>
-      <w:r>
-        <w:t>)</w:t>
+        <w:t>.env                    ← Credenciales (raíz, NO en git)</w:t>
       </w:r>
     </w:p>
     <w:p>
@@ -9134,13 +8729,8 @@
         </w:numPr>
         <w:spacing w:after="120"/>
       </w:pPr>
-      <w:proofErr w:type="spellStart"/>
-      <w:r>
-        <w:t>backend</w:t>
-      </w:r>
-      <w:proofErr w:type="spellEnd"/>
-      <w:r>
-        <w:t>/app.js          ← Punto de entrada</w:t>
+      <w:r>
+        <w:t>backend/app.js          ← Punto de entrada</w:t>
       </w:r>
     </w:p>
     <w:p>
@@ -9152,27 +8742,9 @@
         </w:numPr>
         <w:spacing w:after="120"/>
       </w:pPr>
-      <w:proofErr w:type="spellStart"/>
-      <w:r>
-        <w:t>backend</w:t>
-      </w:r>
-      <w:proofErr w:type="spellEnd"/>
-      <w:r>
-        <w:t>/</w:t>
-      </w:r>
-      <w:proofErr w:type="spellStart"/>
-      <w:r>
-        <w:t>src</w:t>
-      </w:r>
-      <w:proofErr w:type="spellEnd"/>
-      <w:r>
-        <w:t xml:space="preserve">/            ← Código </w:t>
-      </w:r>
-      <w:proofErr w:type="spellStart"/>
-      <w:r>
-        <w:t>backend</w:t>
-      </w:r>
-      <w:proofErr w:type="spellEnd"/>
+      <w:r>
+        <w:t>backend/src/            ← Código backend</w:t>
+      </w:r>
     </w:p>
     <w:p>
       <w:pPr>
@@ -9183,29 +8755,8 @@
         </w:numPr>
         <w:spacing w:after="120"/>
       </w:pPr>
-      <w:proofErr w:type="spellStart"/>
-      <w:r>
-        <w:t>backend</w:t>
-      </w:r>
-      <w:proofErr w:type="spellEnd"/>
-      <w:r>
-        <w:t>/</w:t>
-      </w:r>
-      <w:proofErr w:type="spellStart"/>
-      <w:r>
-        <w:t>uploads</w:t>
-      </w:r>
-      <w:proofErr w:type="spellEnd"/>
-      <w:r>
-        <w:t xml:space="preserve">/        ← </w:t>
-      </w:r>
-      <w:proofErr w:type="spellStart"/>
-      <w:r>
-        <w:t>PDFs</w:t>
-      </w:r>
-      <w:proofErr w:type="spellEnd"/>
-      <w:r>
-        <w:t xml:space="preserve"> y referencias</w:t>
+      <w:r>
+        <w:t>backend/uploads/        ← PDFs y referencias</w:t>
       </w:r>
     </w:p>
     <w:p>
@@ -9224,16 +8775,8 @@
         <w:rPr>
           <w:lang w:val="en-US"/>
         </w:rPr>
-        <w:t>backend/scripts/        ← seed-admin.js, test-</w:t>
-      </w:r>
-      <w:proofErr w:type="spellStart"/>
-      <w:r>
-        <w:rPr>
-          <w:lang w:val="en-US"/>
-        </w:rPr>
-        <w:t>flujo.mjs</w:t>
-      </w:r>
-      <w:proofErr w:type="spellEnd"/>
+        <w:t>backend/scripts/        ← seed-admin.js, test-flujo.mjs</w:t>
+      </w:r>
     </w:p>
     <w:p>
       <w:pPr>
@@ -9244,13 +8787,8 @@
         </w:numPr>
         <w:spacing w:after="120"/>
       </w:pPr>
-      <w:proofErr w:type="spellStart"/>
-      <w:r>
-        <w:t>frontend</w:t>
-      </w:r>
-      <w:proofErr w:type="spellEnd"/>
-      <w:r>
-        <w:t>/               ← Interfaz web</w:t>
+      <w:r>
+        <w:t>frontend/               ← Interfaz web</w:t>
       </w:r>
     </w:p>
     <w:p>
@@ -9258,7 +8796,7 @@
         <w:pStyle w:val="Ttulo2"/>
         <w:spacing w:after="120"/>
       </w:pPr>
-      <w:bookmarkStart w:id="38" w:name="_Toc233382120"/>
+      <w:bookmarkStart w:id="38" w:name="_Toc233987206"/>
       <w:r>
         <w:t>9.3 Instalación y arranque</w:t>
       </w:r>
@@ -9269,31 +8807,16 @@
         <w:spacing w:after="120"/>
       </w:pPr>
       <w:r>
-        <w:t xml:space="preserve">cd </w:t>
-      </w:r>
-      <w:proofErr w:type="spellStart"/>
-      <w:r>
-        <w:t>backend</w:t>
-      </w:r>
-      <w:proofErr w:type="spellEnd"/>
-    </w:p>
-    <w:p>
-      <w:pPr>
-        <w:spacing w:after="120"/>
-      </w:pPr>
-      <w:proofErr w:type="spellStart"/>
-      <w:r>
-        <w:t>npm</w:t>
-      </w:r>
-      <w:proofErr w:type="spellEnd"/>
-      <w:r>
-        <w:t xml:space="preserve"> </w:t>
-      </w:r>
-      <w:proofErr w:type="spellStart"/>
-      <w:r>
-        <w:t>install</w:t>
-      </w:r>
-      <w:proofErr w:type="spellEnd"/>
+        <w:t>cd backend</w:t>
+      </w:r>
+    </w:p>
+    <w:p>
+      <w:pPr>
+        <w:spacing w:after="120"/>
+      </w:pPr>
+      <w:r>
+        <w:t>npm install</w:t>
+      </w:r>
     </w:p>
     <w:p>
       <w:pPr>
@@ -9302,57 +8825,27 @@
           <w:lang w:val="en-US"/>
         </w:rPr>
       </w:pPr>
-      <w:proofErr w:type="spellStart"/>
       <w:r>
         <w:rPr>
           <w:lang w:val="en-US"/>
         </w:rPr>
-        <w:t>npm</w:t>
-      </w:r>
-      <w:proofErr w:type="spellEnd"/>
-      <w:r>
-        <w:rPr>
-          <w:lang w:val="en-US"/>
-        </w:rPr>
-        <w:t xml:space="preserve"> start          # o: pm2 start app.js --name </w:t>
-      </w:r>
-      <w:proofErr w:type="spellStart"/>
-      <w:r>
-        <w:rPr>
-          <w:lang w:val="en-US"/>
-        </w:rPr>
-        <w:t>ordenes-compra</w:t>
-      </w:r>
-      <w:proofErr w:type="spellEnd"/>
-    </w:p>
-    <w:p>
-      <w:pPr>
-        <w:spacing w:after="120"/>
-      </w:pPr>
-      <w:r>
-        <w:t xml:space="preserve">pm2 </w:t>
-      </w:r>
-      <w:proofErr w:type="spellStart"/>
-      <w:r>
-        <w:t>restart</w:t>
-      </w:r>
-      <w:proofErr w:type="spellEnd"/>
-      <w:r>
-        <w:t xml:space="preserve"> </w:t>
-      </w:r>
-      <w:r>
-        <w:t>ordenes-compra</w:t>
-      </w:r>
-    </w:p>
-    <w:p>
-      <w:pPr>
-        <w:spacing w:after="120"/>
-      </w:pPr>
-      <w:r>
-        <w:t xml:space="preserve">pm2 logs </w:t>
-      </w:r>
-      <w:r>
-        <w:t>ordenes-compra</w:t>
+        <w:t>npm start          # o: pm2 start app.js --name sistema-oc</w:t>
+      </w:r>
+    </w:p>
+    <w:p>
+      <w:pPr>
+        <w:spacing w:after="120"/>
+      </w:pPr>
+      <w:r>
+        <w:t>pm2 restart sistema-oc</w:t>
+      </w:r>
+    </w:p>
+    <w:p>
+      <w:pPr>
+        <w:spacing w:after="120"/>
+      </w:pPr>
+      <w:r>
+        <w:t>pm2 logs sistema-oc</w:t>
       </w:r>
     </w:p>
     <w:p>
@@ -9360,7 +8853,7 @@
         <w:pStyle w:val="Ttulo2"/>
         <w:spacing w:after="120"/>
       </w:pPr>
-      <w:bookmarkStart w:id="39" w:name="_Toc233382121"/>
+      <w:bookmarkStart w:id="39" w:name="_Toc233987207"/>
       <w:r>
         <w:t>9.4 Despliegue de actualizaciones</w:t>
       </w:r>
@@ -9374,44 +8867,10 @@
           <w:numId w:val="2"/>
         </w:numPr>
         <w:spacing w:after="120"/>
-        <w:rPr>
-          <w:lang w:val="en-US"/>
-        </w:rPr>
-      </w:pPr>
-      <w:proofErr w:type="spellStart"/>
-      <w:r>
-        <w:rPr>
-          <w:lang w:val="en-US"/>
-        </w:rPr>
-        <w:t>Detener</w:t>
-      </w:r>
-      <w:proofErr w:type="spellEnd"/>
-      <w:r>
-        <w:rPr>
-          <w:lang w:val="en-US"/>
-        </w:rPr>
-        <w:t xml:space="preserve"> app: pm2 sto</w:t>
-      </w:r>
-      <w:r>
-        <w:rPr>
-          <w:lang w:val="en-US"/>
-        </w:rPr>
-        <w:t xml:space="preserve">p </w:t>
-      </w:r>
-      <w:r>
-        <w:rPr>
-          <w:lang w:val="en-US"/>
-        </w:rPr>
-        <w:t>ordines-</w:t>
-      </w:r>
-      <w:proofErr w:type="spellStart"/>
-      <w:r>
-        <w:rPr>
-          <w:lang w:val="en-US"/>
-        </w:rPr>
-        <w:t>compra</w:t>
-      </w:r>
-      <w:proofErr w:type="spellEnd"/>
+      </w:pPr>
+      <w:r>
+        <w:t>Detener app: pm2 stop sistema-oc</w:t>
+      </w:r>
     </w:p>
     <w:p>
       <w:pPr>
@@ -9423,31 +8882,7 @@
         <w:spacing w:after="120"/>
       </w:pPr>
       <w:r>
-        <w:t>Respaldar .</w:t>
-      </w:r>
-      <w:proofErr w:type="spellStart"/>
-      <w:r>
-        <w:t>env</w:t>
-      </w:r>
-      <w:proofErr w:type="spellEnd"/>
-      <w:r>
-        <w:t xml:space="preserve"> y </w:t>
-      </w:r>
-      <w:proofErr w:type="spellStart"/>
-      <w:r>
-        <w:t>backend</w:t>
-      </w:r>
-      <w:proofErr w:type="spellEnd"/>
-      <w:r>
-        <w:t>/</w:t>
-      </w:r>
-      <w:proofErr w:type="spellStart"/>
-      <w:r>
-        <w:t>uploads</w:t>
-      </w:r>
-      <w:proofErr w:type="spellEnd"/>
-      <w:r>
-        <w:t>/</w:t>
+        <w:t>Respaldar .env y backend/uploads/</w:t>
       </w:r>
     </w:p>
     <w:p>
@@ -9460,23 +8895,7 @@
         <w:spacing w:after="120"/>
       </w:pPr>
       <w:r>
-        <w:t xml:space="preserve">Copiar archivos nuevos (sin </w:t>
-      </w:r>
-      <w:proofErr w:type="spellStart"/>
-      <w:r>
-        <w:t>node_modules</w:t>
-      </w:r>
-      <w:proofErr w:type="spellEnd"/>
-      <w:r>
-        <w:t xml:space="preserve"> ni .</w:t>
-      </w:r>
-      <w:proofErr w:type="spellStart"/>
-      <w:r>
-        <w:t>env</w:t>
-      </w:r>
-      <w:proofErr w:type="spellEnd"/>
-      <w:r>
-        <w:t>)</w:t>
+        <w:t>Copiar archivos nuevos (sin node_modules ni .env)</w:t>
       </w:r>
     </w:p>
     <w:p>
@@ -9489,29 +8908,8 @@
         <w:spacing w:after="120"/>
       </w:pPr>
       <w:r>
-        <w:t xml:space="preserve">cd </w:t>
-      </w:r>
-      <w:proofErr w:type="spellStart"/>
-      <w:r>
-        <w:t>backend</w:t>
-      </w:r>
-      <w:proofErr w:type="spellEnd"/>
-      <w:r>
-        <w:t xml:space="preserve"> &amp;&amp; </w:t>
-      </w:r>
-      <w:proofErr w:type="spellStart"/>
-      <w:r>
-        <w:t>npm</w:t>
-      </w:r>
-      <w:proofErr w:type="spellEnd"/>
-      <w:r>
-        <w:t xml:space="preserve"> </w:t>
-      </w:r>
-      <w:proofErr w:type="spellStart"/>
-      <w:r>
-        <w:t>install</w:t>
-      </w:r>
-      <w:proofErr w:type="spellEnd"/>
+        <w:t>cd backend &amp;&amp; npm install</w:t>
+      </w:r>
     </w:p>
     <w:p>
       <w:pPr>
@@ -9523,18 +8921,7 @@
         <w:spacing w:after="120"/>
       </w:pPr>
       <w:r>
-        <w:t xml:space="preserve">Reiniciar: pm2 </w:t>
-      </w:r>
-      <w:proofErr w:type="spellStart"/>
-      <w:r>
-        <w:t>restart</w:t>
-      </w:r>
-      <w:proofErr w:type="spellEnd"/>
-      <w:r>
-        <w:t xml:space="preserve"> </w:t>
-      </w:r>
-      <w:r>
-        <w:t>ordenes-compra</w:t>
+        <w:t>Reiniciar: pm2 restart sistema-oc</w:t>
       </w:r>
     </w:p>
     <w:p>
@@ -9547,23 +8934,7 @@
         <w:spacing w:after="120"/>
       </w:pPr>
       <w:r>
-        <w:t>Verificar: GET /api/</w:t>
-      </w:r>
-      <w:proofErr w:type="spellStart"/>
-      <w:r>
-        <w:t>health</w:t>
-      </w:r>
-      <w:proofErr w:type="spellEnd"/>
-      <w:r>
-        <w:t xml:space="preserve"> y </w:t>
-      </w:r>
-      <w:proofErr w:type="spellStart"/>
-      <w:r>
-        <w:t>login</w:t>
-      </w:r>
-      <w:proofErr w:type="spellEnd"/>
-      <w:r>
-        <w:t xml:space="preserve"> de prueba</w:t>
+        <w:t>Verificar: GET /api/health y login de prueba</w:t>
       </w:r>
     </w:p>
     <w:p>
@@ -9571,17 +8942,9 @@
         <w:pStyle w:val="Ttulo1"/>
         <w:spacing w:after="120"/>
       </w:pPr>
-      <w:bookmarkStart w:id="40" w:name="_Toc233382122"/>
-      <w:r>
-        <w:t>10. Variables de entorno (.</w:t>
-      </w:r>
-      <w:proofErr w:type="spellStart"/>
-      <w:r>
-        <w:t>env</w:t>
-      </w:r>
-      <w:proofErr w:type="spellEnd"/>
-      <w:r>
-        <w:t>)</w:t>
+      <w:bookmarkStart w:id="40" w:name="_Toc233987208"/>
+      <w:r>
+        <w:t>10. Variables de entorno (.env)</w:t>
       </w:r>
       <w:bookmarkEnd w:id="40"/>
     </w:p>
@@ -9590,23 +8953,7 @@
         <w:spacing w:after="120"/>
       </w:pPr>
       <w:r>
-        <w:t>El archivo .</w:t>
-      </w:r>
-      <w:proofErr w:type="spellStart"/>
-      <w:r>
-        <w:t>env</w:t>
-      </w:r>
-      <w:proofErr w:type="spellEnd"/>
-      <w:r>
-        <w:t xml:space="preserve"> debe estar en la RAÍZ del proyecto, no en </w:t>
-      </w:r>
-      <w:proofErr w:type="spellStart"/>
-      <w:r>
-        <w:t>backend</w:t>
-      </w:r>
-      <w:proofErr w:type="spellEnd"/>
-      <w:r>
-        <w:t>/.</w:t>
+        <w:t>El archivo .env debe estar en la RAÍZ del proyecto, no en backend/.</w:t>
       </w:r>
     </w:p>
     <w:tbl>
@@ -9863,11 +9210,9 @@
             </w:tcMar>
           </w:tcPr>
           <w:p>
-            <w:proofErr w:type="spellStart"/>
             <w:r>
               <w:t>production</w:t>
             </w:r>
-            <w:proofErr w:type="spellEnd"/>
           </w:p>
         </w:tc>
       </w:tr>
@@ -10309,11 +9654,9 @@
             </w:tcMar>
           </w:tcPr>
           <w:p>
-            <w:proofErr w:type="spellStart"/>
             <w:r>
               <w:t>ordenes_compra</w:t>
             </w:r>
-            <w:proofErr w:type="spellEnd"/>
           </w:p>
         </w:tc>
       </w:tr>
@@ -10512,15 +9855,7 @@
           </w:tcPr>
           <w:p>
             <w:r>
-              <w:t xml:space="preserve">Cifrado SMTP (32 </w:t>
-            </w:r>
-            <w:proofErr w:type="spellStart"/>
-            <w:r>
-              <w:t>chars</w:t>
-            </w:r>
-            <w:proofErr w:type="spellEnd"/>
-            <w:r>
-              <w:t>)</w:t>
+              <w:t>Cifrado SMTP (32 chars)</w:t>
             </w:r>
           </w:p>
         </w:tc>
@@ -10594,23 +9929,7 @@
           </w:tcPr>
           <w:p>
             <w:r>
-              <w:t xml:space="preserve">SMTP </w:t>
-            </w:r>
-            <w:proofErr w:type="spellStart"/>
-            <w:r>
-              <w:t>fallback</w:t>
-            </w:r>
-            <w:proofErr w:type="spellEnd"/>
-            <w:r>
-              <w:t xml:space="preserve"> si no hay </w:t>
-            </w:r>
-            <w:proofErr w:type="spellStart"/>
-            <w:r>
-              <w:t>config</w:t>
-            </w:r>
-            <w:proofErr w:type="spellEnd"/>
-            <w:r>
-              <w:t xml:space="preserve"> en BD</w:t>
+              <w:t>SMTP fallback si no hay config en BD</w:t>
             </w:r>
           </w:p>
         </w:tc>
@@ -10684,15 +10003,7 @@
           </w:tcPr>
           <w:p>
             <w:r>
-              <w:t xml:space="preserve">Usuario </w:t>
-            </w:r>
-            <w:proofErr w:type="spellStart"/>
-            <w:r>
-              <w:t>seed</w:t>
-            </w:r>
-            <w:proofErr w:type="spellEnd"/>
-            <w:r>
-              <w:t xml:space="preserve"> de emergencia</w:t>
+              <w:t>Usuario seed de emergencia</w:t>
             </w:r>
           </w:p>
         </w:tc>
@@ -10725,7 +10036,7 @@
         <w:pStyle w:val="Ttulo1"/>
         <w:spacing w:after="120"/>
       </w:pPr>
-      <w:bookmarkStart w:id="41" w:name="_Toc233382123"/>
+      <w:bookmarkStart w:id="41" w:name="_Toc233987209"/>
       <w:r>
         <w:t>11. Monitoreo y mantenimiento</w:t>
       </w:r>
@@ -10736,24 +10047,11 @@
         <w:pStyle w:val="Ttulo2"/>
         <w:spacing w:after="120"/>
       </w:pPr>
-      <w:bookmarkStart w:id="42" w:name="_Toc233382124"/>
-      <w:r>
-        <w:t xml:space="preserve">11.1 </w:t>
-      </w:r>
-      <w:proofErr w:type="spellStart"/>
-      <w:r>
-        <w:t>Health</w:t>
-      </w:r>
-      <w:proofErr w:type="spellEnd"/>
-      <w:r>
-        <w:t xml:space="preserve"> </w:t>
-      </w:r>
-      <w:proofErr w:type="spellStart"/>
-      <w:r>
-        <w:t>check</w:t>
+      <w:bookmarkStart w:id="42" w:name="_Toc233987210"/>
+      <w:r>
+        <w:t>11.1 Health check</w:t>
       </w:r>
       <w:bookmarkEnd w:id="42"/>
-      <w:proofErr w:type="spellEnd"/>
     </w:p>
     <w:p>
       <w:pPr>
@@ -10763,49 +10061,7 @@
         <w:rPr>
           <w:lang w:val="en-US"/>
         </w:rPr>
-        <w:t>GET /</w:t>
-      </w:r>
-      <w:proofErr w:type="spellStart"/>
-      <w:r>
-        <w:rPr>
-          <w:lang w:val="en-US"/>
-        </w:rPr>
-        <w:t>api</w:t>
-      </w:r>
-      <w:proofErr w:type="spellEnd"/>
-      <w:r>
-        <w:rPr>
-          <w:lang w:val="en-US"/>
-        </w:rPr>
-        <w:t xml:space="preserve">/health — </w:t>
-      </w:r>
-      <w:proofErr w:type="spellStart"/>
-      <w:r>
-        <w:rPr>
-          <w:lang w:val="en-US"/>
-        </w:rPr>
-        <w:t>respuesta</w:t>
-      </w:r>
-      <w:proofErr w:type="spellEnd"/>
-      <w:r>
-        <w:rPr>
-          <w:lang w:val="en-US"/>
-        </w:rPr>
-        <w:t>: { "</w:t>
-      </w:r>
-      <w:proofErr w:type="spellStart"/>
-      <w:r>
-        <w:rPr>
-          <w:lang w:val="en-US"/>
-        </w:rPr>
-        <w:t>estado</w:t>
-      </w:r>
-      <w:proofErr w:type="spellEnd"/>
-      <w:r>
-        <w:rPr>
-          <w:lang w:val="en-US"/>
-        </w:rPr>
-        <w:t xml:space="preserve">": "ok", "timestamp": "..." </w:t>
+        <w:t xml:space="preserve">GET /api/health — respuesta: { "estado": "ok", "timestamp": "..." </w:t>
       </w:r>
       <w:r>
         <w:t>}</w:t>
@@ -10824,7 +10080,7 @@
         <w:pStyle w:val="Ttulo2"/>
         <w:spacing w:after="120"/>
       </w:pPr>
-      <w:bookmarkStart w:id="43" w:name="_Toc233382125"/>
+      <w:bookmarkStart w:id="43" w:name="_Toc233987211"/>
       <w:r>
         <w:t>11.2 Logs</w:t>
       </w:r>
@@ -10840,10 +10096,7 @@
         <w:spacing w:after="120"/>
       </w:pPr>
       <w:r>
-        <w:t xml:space="preserve">PM2: pm2 logs </w:t>
-      </w:r>
-      <w:r>
-        <w:t>ordenes-compra</w:t>
+        <w:t>PM2: pm2 logs sistema-oc</w:t>
       </w:r>
     </w:p>
     <w:p>
@@ -10856,13 +10109,8 @@
         <w:spacing w:after="120"/>
       </w:pPr>
       <w:r>
-        <w:t xml:space="preserve">Al iniciar debe aparecer: Conectado a MySQL: </w:t>
-      </w:r>
-      <w:proofErr w:type="spellStart"/>
-      <w:r>
-        <w:t>ordenes_compra</w:t>
-      </w:r>
-      <w:proofErr w:type="spellEnd"/>
+        <w:t>Al iniciar debe aparecer: Conectado a MySQL: ordenes_compra</w:t>
+      </w:r>
     </w:p>
     <w:p>
       <w:pPr>
@@ -10882,7 +10130,7 @@
         <w:pStyle w:val="Ttulo2"/>
         <w:spacing w:after="120"/>
       </w:pPr>
-      <w:bookmarkStart w:id="44" w:name="_Toc233382126"/>
+      <w:bookmarkStart w:id="44" w:name="_Toc233987212"/>
       <w:r>
         <w:t>11.3 Respaldos recomendados</w:t>
       </w:r>
@@ -10898,23 +10146,7 @@
         <w:spacing w:after="120"/>
       </w:pPr>
       <w:r>
-        <w:t xml:space="preserve">Base de datos </w:t>
-      </w:r>
-      <w:proofErr w:type="spellStart"/>
-      <w:r>
-        <w:t>ordenes_compra</w:t>
-      </w:r>
-      <w:proofErr w:type="spellEnd"/>
-      <w:r>
-        <w:t xml:space="preserve"> (</w:t>
-      </w:r>
-      <w:proofErr w:type="spellStart"/>
-      <w:r>
-        <w:t>dump</w:t>
-      </w:r>
-      <w:proofErr w:type="spellEnd"/>
-      <w:r>
-        <w:t xml:space="preserve"> periódico)</w:t>
+        <w:t>Base de datos ordenes_compra (dump periódico)</w:t>
       </w:r>
     </w:p>
     <w:p>
@@ -10927,15 +10159,7 @@
         <w:spacing w:after="120"/>
       </w:pPr>
       <w:r>
-        <w:t>Archivo .</w:t>
-      </w:r>
-      <w:proofErr w:type="spellStart"/>
-      <w:r>
-        <w:t>env</w:t>
-      </w:r>
-      <w:proofErr w:type="spellEnd"/>
-      <w:r>
-        <w:t xml:space="preserve"> (fuera del repositorio)</w:t>
+        <w:t>Archivo .env (fuera del repositorio)</w:t>
       </w:r>
     </w:p>
     <w:p>
@@ -10948,31 +10172,7 @@
         <w:spacing w:after="120"/>
       </w:pPr>
       <w:r>
-        <w:t xml:space="preserve">Carpeta </w:t>
-      </w:r>
-      <w:proofErr w:type="spellStart"/>
-      <w:r>
-        <w:t>backend</w:t>
-      </w:r>
-      <w:proofErr w:type="spellEnd"/>
-      <w:r>
-        <w:t>/</w:t>
-      </w:r>
-      <w:proofErr w:type="spellStart"/>
-      <w:r>
-        <w:t>uploads</w:t>
-      </w:r>
-      <w:proofErr w:type="spellEnd"/>
-      <w:r>
-        <w:t>/ (</w:t>
-      </w:r>
-      <w:proofErr w:type="spellStart"/>
-      <w:r>
-        <w:t>PDFs</w:t>
-      </w:r>
-      <w:proofErr w:type="spellEnd"/>
-      <w:r>
-        <w:t xml:space="preserve"> de cotizaciones)</w:t>
+        <w:t>Carpeta backend/uploads/ (PDFs de cotizaciones)</w:t>
       </w:r>
     </w:p>
     <w:p>
@@ -10984,42 +10184,16 @@
         </w:numPr>
         <w:spacing w:after="120"/>
       </w:pPr>
-      <w:proofErr w:type="spellStart"/>
-      <w:r>
-        <w:t>backend</w:t>
-      </w:r>
-      <w:proofErr w:type="spellEnd"/>
-      <w:r>
-        <w:t>/</w:t>
-      </w:r>
-      <w:proofErr w:type="spellStart"/>
-      <w:r>
-        <w:t>src</w:t>
-      </w:r>
-      <w:proofErr w:type="spellEnd"/>
-      <w:r>
-        <w:t>/</w:t>
-      </w:r>
-      <w:proofErr w:type="spellStart"/>
-      <w:r>
-        <w:t>config</w:t>
-      </w:r>
-      <w:proofErr w:type="spellEnd"/>
-      <w:r>
-        <w:t>/</w:t>
-      </w:r>
-      <w:proofErr w:type="spellStart"/>
-      <w:r>
-        <w:t>departamentos.json</w:t>
-      </w:r>
-      <w:proofErr w:type="spellEnd"/>
+      <w:r>
+        <w:t>backend/src/config/departamentos.json</w:t>
+      </w:r>
     </w:p>
     <w:p>
       <w:pPr>
         <w:pStyle w:val="Ttulo1"/>
         <w:spacing w:after="120"/>
       </w:pPr>
-      <w:bookmarkStart w:id="45" w:name="_Toc233382127"/>
+      <w:bookmarkStart w:id="45" w:name="_Toc233987213"/>
       <w:r>
         <w:lastRenderedPageBreak/>
         <w:t>12. Resolución de problemas</w:t>
@@ -11206,15 +10380,7 @@
           </w:tcPr>
           <w:p>
             <w:r>
-              <w:t>Verificar .</w:t>
-            </w:r>
-            <w:proofErr w:type="spellStart"/>
-            <w:r>
-              <w:t>env</w:t>
-            </w:r>
-            <w:proofErr w:type="spellEnd"/>
-            <w:r>
-              <w:t xml:space="preserve"> en raíz, credenciales DB, servicio MySQL activo</w:t>
+              <w:t>Verificar .env en raíz, credenciales DB, servicio MySQL activo</w:t>
             </w:r>
           </w:p>
         </w:tc>
@@ -11288,13 +10454,8 @@
           </w:tcPr>
           <w:p>
             <w:r>
-              <w:t xml:space="preserve">Cerrar sesión y volver a entrar; o actualizar código </w:t>
-            </w:r>
-            <w:proofErr w:type="spellStart"/>
-            <w:r>
-              <w:t>configSmtp</w:t>
-            </w:r>
-            <w:proofErr w:type="spellEnd"/>
+              <w:t>Cerrar sesión y volver a entrar; o actualizar código configSmtp</w:t>
+            </w:r>
           </w:p>
         </w:tc>
       </w:tr>
@@ -11367,15 +10528,7 @@
           </w:tcPr>
           <w:p>
             <w:r>
-              <w:t xml:space="preserve">Revisar </w:t>
-            </w:r>
-            <w:proofErr w:type="spellStart"/>
-            <w:r>
-              <w:t>Config</w:t>
-            </w:r>
-            <w:proofErr w:type="spellEnd"/>
-            <w:r>
-              <w:t xml:space="preserve"> SMTP; SECRET_ENCRYPTION_KEY debe coincidir con la del respaldo</w:t>
+              <w:t>Revisar Config SMTP; SECRET_ENCRYPTION_KEY debe coincidir con la del respaldo</w:t>
             </w:r>
           </w:p>
         </w:tc>
@@ -11427,13 +10580,8 @@
           </w:tcPr>
           <w:p>
             <w:r>
-              <w:t xml:space="preserve">Falta </w:t>
-            </w:r>
-            <w:proofErr w:type="spellStart"/>
-            <w:r>
-              <w:t>departamentos.json</w:t>
-            </w:r>
-            <w:proofErr w:type="spellEnd"/>
+              <w:t>Falta departamentos.json</w:t>
+            </w:r>
           </w:p>
         </w:tc>
         <w:tc>
@@ -11454,13 +10602,8 @@
           </w:tcPr>
           <w:p>
             <w:r>
-              <w:t xml:space="preserve">Copiar archivo y pm2 </w:t>
-            </w:r>
-            <w:proofErr w:type="spellStart"/>
-            <w:r>
-              <w:t>restart</w:t>
-            </w:r>
-            <w:proofErr w:type="spellEnd"/>
+              <w:t>Copiar archivo y pm2 restart</w:t>
+            </w:r>
           </w:p>
         </w:tc>
       </w:tr>
@@ -11510,13 +10653,8 @@
             </w:tcMar>
           </w:tcPr>
           <w:p>
-            <w:proofErr w:type="spellStart"/>
-            <w:r>
-              <w:t>email_verificado</w:t>
-            </w:r>
-            <w:proofErr w:type="spellEnd"/>
-            <w:r>
-              <w:t xml:space="preserve"> = 0</w:t>
+            <w:r>
+              <w:t>email_verificado = 0</w:t>
             </w:r>
           </w:p>
         </w:tc>
@@ -11590,15 +10728,7 @@
           </w:tcPr>
           <w:p>
             <w:r>
-              <w:t xml:space="preserve">Falta </w:t>
-            </w:r>
-            <w:proofErr w:type="spellStart"/>
-            <w:r>
-              <w:t>uploads</w:t>
-            </w:r>
-            <w:proofErr w:type="spellEnd"/>
-            <w:r>
-              <w:t>/</w:t>
+              <w:t>Falta uploads/</w:t>
             </w:r>
           </w:p>
         </w:tc>
@@ -11620,23 +10750,7 @@
           </w:tcPr>
           <w:p>
             <w:r>
-              <w:t xml:space="preserve">Restaurar carpeta </w:t>
-            </w:r>
-            <w:proofErr w:type="spellStart"/>
-            <w:r>
-              <w:t>backend</w:t>
-            </w:r>
-            <w:proofErr w:type="spellEnd"/>
-            <w:r>
-              <w:t>/</w:t>
-            </w:r>
-            <w:proofErr w:type="spellStart"/>
-            <w:r>
-              <w:t>uploads</w:t>
-            </w:r>
-            <w:proofErr w:type="spellEnd"/>
-            <w:r>
-              <w:t>/</w:t>
+              <w:t>Restaurar carpeta backend/uploads/</w:t>
             </w:r>
           </w:p>
         </w:tc>
@@ -11647,17 +10761,9 @@
         <w:pStyle w:val="Ttulo1"/>
         <w:spacing w:after="120"/>
       </w:pPr>
-      <w:bookmarkStart w:id="46" w:name="_Toc233382128"/>
-      <w:r>
-        <w:t xml:space="preserve">Anexo A — </w:t>
-      </w:r>
-      <w:proofErr w:type="spellStart"/>
-      <w:r>
-        <w:t>Endpoints</w:t>
-      </w:r>
-      <w:proofErr w:type="spellEnd"/>
-      <w:r>
-        <w:t xml:space="preserve"> API principales</w:t>
+      <w:bookmarkStart w:id="46" w:name="_Toc233987214"/>
+      <w:r>
+        <w:t>Anexo A — Endpoints API principales</w:t>
       </w:r>
       <w:bookmarkEnd w:id="46"/>
     </w:p>
@@ -11707,7 +10813,6 @@
             </w:tcMar>
           </w:tcPr>
           <w:p>
-            <w:proofErr w:type="spellStart"/>
             <w:r>
               <w:rPr>
                 <w:b/>
@@ -11715,7 +10820,6 @@
               </w:rPr>
               <w:t>Endpoint</w:t>
             </w:r>
-            <w:proofErr w:type="spellEnd"/>
           </w:p>
         </w:tc>
         <w:tc>
@@ -11771,13 +10875,8 @@
           </w:tcPr>
           <w:p>
             <w:r>
-              <w:t>GET /api/</w:t>
-            </w:r>
-            <w:proofErr w:type="spellStart"/>
-            <w:r>
-              <w:t>health</w:t>
-            </w:r>
-            <w:proofErr w:type="spellEnd"/>
+              <w:t>GET /api/health</w:t>
+            </w:r>
           </w:p>
         </w:tc>
         <w:tc>
@@ -11828,21 +10927,8 @@
           </w:tcPr>
           <w:p>
             <w:r>
-              <w:t>POST /api/</w:t>
-            </w:r>
-            <w:proofErr w:type="spellStart"/>
-            <w:r>
-              <w:t>auth</w:t>
-            </w:r>
-            <w:proofErr w:type="spellEnd"/>
-            <w:r>
-              <w:t>/</w:t>
-            </w:r>
-            <w:proofErr w:type="spellStart"/>
-            <w:r>
-              <w:t>login</w:t>
-            </w:r>
-            <w:proofErr w:type="spellEnd"/>
+              <w:t>POST /api/auth/login</w:t>
+            </w:r>
           </w:p>
         </w:tc>
         <w:tc>
@@ -11893,21 +10979,8 @@
           </w:tcPr>
           <w:p>
             <w:r>
-              <w:t>GET /api/</w:t>
-            </w:r>
-            <w:proofErr w:type="spellStart"/>
-            <w:r>
-              <w:t>dashboard</w:t>
-            </w:r>
-            <w:proofErr w:type="spellEnd"/>
-            <w:r>
-              <w:t>/</w:t>
-            </w:r>
-            <w:proofErr w:type="spellStart"/>
-            <w:r>
-              <w:t>stats</w:t>
-            </w:r>
-            <w:proofErr w:type="spellEnd"/>
+              <w:t>GET /api/dashboard/stats</w:t>
+            </w:r>
           </w:p>
         </w:tc>
         <w:tc>
@@ -11927,19 +11000,9 @@
             </w:tcMar>
           </w:tcPr>
           <w:p>
-            <w:proofErr w:type="spellStart"/>
-            <w:r>
-              <w:t>KPIs</w:t>
-            </w:r>
-            <w:proofErr w:type="spellEnd"/>
-            <w:r>
-              <w:t xml:space="preserve"> del </w:t>
-            </w:r>
-            <w:proofErr w:type="spellStart"/>
-            <w:r>
-              <w:t>dashboard</w:t>
-            </w:r>
-            <w:proofErr w:type="spellEnd"/>
+            <w:r>
+              <w:t>KPIs del dashboard</w:t>
+            </w:r>
           </w:p>
         </w:tc>
       </w:tr>
@@ -12020,15 +11083,7 @@
           </w:tcPr>
           <w:p>
             <w:r>
-              <w:t>GET /api/</w:t>
-            </w:r>
-            <w:proofErr w:type="spellStart"/>
-            <w:r>
-              <w:t>ordenes-compra?estado</w:t>
-            </w:r>
-            <w:proofErr w:type="spellEnd"/>
-            <w:r>
-              <w:t>=activas</w:t>
+              <w:t>GET /api/ordenes-compra?estado=activas</w:t>
             </w:r>
           </w:p>
         </w:tc>
@@ -12080,13 +11135,8 @@
           </w:tcPr>
           <w:p>
             <w:r>
-              <w:t>GET /api/</w:t>
-            </w:r>
-            <w:proofErr w:type="spellStart"/>
-            <w:r>
-              <w:t>areas</w:t>
-            </w:r>
-            <w:proofErr w:type="spellEnd"/>
+              <w:t>GET /api/areas</w:t>
+            </w:r>
           </w:p>
         </w:tc>
         <w:tc>
@@ -12145,21 +11195,7 @@
               <w:rPr>
                 <w:lang w:val="en-US"/>
               </w:rPr>
-              <w:t>GET/PUT /</w:t>
-            </w:r>
-            <w:proofErr w:type="spellStart"/>
-            <w:r>
-              <w:rPr>
-                <w:lang w:val="en-US"/>
-              </w:rPr>
-              <w:t>api</w:t>
-            </w:r>
-            <w:proofErr w:type="spellEnd"/>
-            <w:r>
-              <w:rPr>
-                <w:lang w:val="en-US"/>
-              </w:rPr>
-              <w:t>/config/smtp</w:t>
+              <w:t>GET/PUT /api/config/smtp</w:t>
             </w:r>
           </w:p>
         </w:tc>
@@ -12181,15 +11217,7 @@
           </w:tcPr>
           <w:p>
             <w:r>
-              <w:t>Configuración de correo (</w:t>
-            </w:r>
-            <w:proofErr w:type="spellStart"/>
-            <w:r>
-              <w:t>admin</w:t>
-            </w:r>
-            <w:proofErr w:type="spellEnd"/>
-            <w:r>
-              <w:t>)</w:t>
+              <w:t>Configuración de correo (admin)</w:t>
             </w:r>
           </w:p>
         </w:tc>
@@ -12200,7 +11228,7 @@
         <w:pStyle w:val="Ttulo1"/>
         <w:spacing w:after="120"/>
       </w:pPr>
-      <w:bookmarkStart w:id="47" w:name="_Toc233382129"/>
+      <w:bookmarkStart w:id="47" w:name="_Toc233987215"/>
       <w:r>
         <w:t>Anexo B — Contacto y escalamiento</w:t>
       </w:r>
@@ -12211,21 +11239,23 @@
         <w:spacing w:after="120"/>
       </w:pPr>
       <w:r>
-        <w:t xml:space="preserve">Administrador del sistema: </w:t>
-      </w:r>
-      <w:r>
-        <w:t>Jesús Benjamín Sánchez Rivera benjaminsanchez.desarrollador@gmail.com</w:t>
-      </w:r>
-    </w:p>
-    <w:p>
-      <w:pPr>
-        <w:spacing w:after="120"/>
-      </w:pPr>
-      <w:r>
-        <w:t xml:space="preserve">Soporte TI: </w:t>
-      </w:r>
-      <w:r>
-        <w:t>Juan Camacho</w:t>
+        <w:t>Administrador del sistema: [completar nombre y correo]</w:t>
+      </w:r>
+    </w:p>
+    <w:p>
+      <w:pPr>
+        <w:spacing w:after="120"/>
+      </w:pPr>
+      <w:r>
+        <w:t>Soporte TI: [completar área y extensión]</w:t>
+      </w:r>
+    </w:p>
+    <w:p>
+      <w:pPr>
+        <w:spacing w:after="120"/>
+      </w:pPr>
+      <w:r>
+        <w:t>Base de datos MySQL: [completar responsable DBA]</w:t>
       </w:r>
     </w:p>
     <w:sectPr>
@@ -12380,96 +11410,10 @@
 <file path=word/numbering.xml><?xml version="1.0" encoding="utf-8"?>
 <w:numbering xmlns:wpc="http://schemas.microsoft.com/office/word/2010/wordprocessingCanvas" xmlns:cx="http://schemas.microsoft.com/office/drawing/2014/chartex" xmlns:cx1="http://schemas.microsoft.com/office/drawing/2015/9/8/chartex" xmlns:cx2="http://schemas.microsoft.com/office/drawing/2015/10/21/chartex" xmlns:cx3="http://schemas.microsoft.com/office/drawing/2016/5/9/chartex" xmlns:cx4="http://schemas.microsoft.com/office/drawing/2016/5/10/chartex" xmlns:cx5="http://schemas.microsoft.com/office/drawing/2016/5/11/chartex" xmlns:cx6="http://schemas.microsoft.com/office/drawing/2016/5/12/chartex" xmlns:cx7="http://schemas.microsoft.com/office/drawing/2016/5/13/chartex" xmlns:cx8="http://schemas.microsoft.com/office/drawing/2016/5/14/chartex" xmlns:mc="http://schemas.openxmlformats.org/markup-compatibility/2006" xmlns:aink="http://schemas.microsoft.com/office/drawing/2016/ink" xmlns:am3d="http://schemas.microsoft.com/office/drawing/2017/model3d" xmlns:o="urn:schemas-microsoft-com:office:office" xmlns:oel="http://schemas.microsoft.com/office/2019/extlst" xmlns:r="http://schemas.openxmlformats.org/officeDocument/2006/relationships" xmlns:m="http://schemas.openxmlformats.org/officeDocument/2006/math" xmlns:v="urn:schemas-microsoft-com:vml" xmlns:wp14="http://schemas.microsoft.com/office/word/2010/wordprocessingDrawing" xmlns:wp="http://schemas.openxmlformats.org/drawingml/2006/wordprocessingDrawing" xmlns:w10="urn:schemas-microsoft-com:office:word" xmlns:w="http://schemas.openxmlformats.org/wordprocessingml/2006/main" xmlns:w14="http://schemas.microsoft.com/office/word/2010/wordml" xmlns:w15="http://schemas.microsoft.com/office/word/2012/wordml" xmlns:w16cex="http://schemas.microsoft.com/office/word/2018/wordml/cex" xmlns:w16cid="http://schemas.microsoft.com/office/word/2016/wordml/cid" xmlns:w16="http://schemas.microsoft.com/office/word/2018/wordml" xmlns:w16du="http://schemas.microsoft.com/office/word/2023/wordml/word16du" xmlns:w16sdtdh="http://schemas.microsoft.com/office/word/2020/wordml/sdtdatahash" xmlns:w16se="http://schemas.microsoft.com/office/word/2015/wordml/symex" xmlns:wpg="http://schemas.microsoft.com/office/word/2010/wordprocessingGroup" xmlns:wpi="http://schemas.microsoft.com/office/word/2010/wordprocessingInk" xmlns:wne="http://schemas.microsoft.com/office/word/2006/wordml" xmlns:wps="http://schemas.microsoft.com/office/word/2010/wordprocessingShape" mc:Ignorable="w14 w15 w16se w16cid w16 w16cex w16sdtdh w16du wp14">
   <w:abstractNum w:abstractNumId="0" w15:restartNumberingAfterBreak="0">
-    <w:nsid w:val="04CA7A41"/>
+    <w:nsid w:val="23204DBB"/>
     <w:multiLevelType w:val="hybridMultilevel"/>
-    <w:tmpl w:val="B86CAA6C"/>
-    <w:lvl w:ilvl="0" w:tplc="6B32CDD8">
-      <w:start w:val="1"/>
-      <w:numFmt w:val="bullet"/>
-      <w:lvlText w:val="●"/>
-      <w:lvlJc w:val="left"/>
-      <w:pPr>
-        <w:ind w:left="720" w:hanging="360"/>
-      </w:pPr>
-    </w:lvl>
-    <w:lvl w:ilvl="1" w:tplc="8E0CCEE8">
-      <w:start w:val="1"/>
-      <w:numFmt w:val="bullet"/>
-      <w:lvlText w:val="○"/>
-      <w:lvlJc w:val="left"/>
-      <w:pPr>
-        <w:ind w:left="1440" w:hanging="360"/>
-      </w:pPr>
-    </w:lvl>
-    <w:lvl w:ilvl="2" w:tplc="44FE3614">
-      <w:start w:val="1"/>
-      <w:numFmt w:val="bullet"/>
-      <w:lvlText w:val="■"/>
-      <w:lvlJc w:val="left"/>
-      <w:pPr>
-        <w:ind w:left="2160" w:hanging="360"/>
-      </w:pPr>
-    </w:lvl>
-    <w:lvl w:ilvl="3" w:tplc="1B60AFD6">
-      <w:start w:val="1"/>
-      <w:numFmt w:val="bullet"/>
-      <w:lvlText w:val="●"/>
-      <w:lvlJc w:val="left"/>
-      <w:pPr>
-        <w:ind w:left="2880" w:hanging="360"/>
-      </w:pPr>
-    </w:lvl>
-    <w:lvl w:ilvl="4" w:tplc="30F46E0A">
-      <w:start w:val="1"/>
-      <w:numFmt w:val="bullet"/>
-      <w:lvlText w:val="○"/>
-      <w:lvlJc w:val="left"/>
-      <w:pPr>
-        <w:ind w:left="3600" w:hanging="360"/>
-      </w:pPr>
-    </w:lvl>
-    <w:lvl w:ilvl="5" w:tplc="EAE85088">
-      <w:start w:val="1"/>
-      <w:numFmt w:val="bullet"/>
-      <w:lvlText w:val="■"/>
-      <w:lvlJc w:val="left"/>
-      <w:pPr>
-        <w:ind w:left="4320" w:hanging="360"/>
-      </w:pPr>
-    </w:lvl>
-    <w:lvl w:ilvl="6" w:tplc="C9C6522E">
-      <w:start w:val="1"/>
-      <w:numFmt w:val="bullet"/>
-      <w:lvlText w:val="●"/>
-      <w:lvlJc w:val="left"/>
-      <w:pPr>
-        <w:ind w:left="5040" w:hanging="360"/>
-      </w:pPr>
-    </w:lvl>
-    <w:lvl w:ilvl="7" w:tplc="1D5A70BE">
-      <w:start w:val="1"/>
-      <w:numFmt w:val="bullet"/>
-      <w:lvlText w:val="●"/>
-      <w:lvlJc w:val="left"/>
-      <w:pPr>
-        <w:ind w:left="5760" w:hanging="360"/>
-      </w:pPr>
-    </w:lvl>
-    <w:lvl w:ilvl="8" w:tplc="A3AED6A4">
-      <w:start w:val="1"/>
-      <w:numFmt w:val="bullet"/>
-      <w:lvlText w:val="●"/>
-      <w:lvlJc w:val="left"/>
-      <w:pPr>
-        <w:ind w:left="6480" w:hanging="360"/>
-      </w:pPr>
-    </w:lvl>
-  </w:abstractNum>
-  <w:abstractNum w:abstractNumId="1" w15:restartNumberingAfterBreak="0">
-    <w:nsid w:val="216E382D"/>
-    <w:multiLevelType w:val="hybridMultilevel"/>
-    <w:tmpl w:val="9ECA1154"/>
-    <w:lvl w:ilvl="0" w:tplc="15E41D48">
+    <w:tmpl w:val="9C42FB92"/>
+    <w:lvl w:ilvl="0" w:tplc="D3E8E718">
       <w:start w:val="1"/>
       <w:numFmt w:val="bullet"/>
       <w:lvlText w:val="•"/>
@@ -12478,55 +11422,141 @@
         <w:ind w:left="720" w:hanging="360"/>
       </w:pPr>
     </w:lvl>
-    <w:lvl w:ilvl="1" w:tplc="9280AD86">
+    <w:lvl w:ilvl="1" w:tplc="372AB4E4">
       <w:numFmt w:val="decimal"/>
       <w:lvlText w:val=""/>
       <w:lvlJc w:val="left"/>
     </w:lvl>
-    <w:lvl w:ilvl="2" w:tplc="9E20E01C">
+    <w:lvl w:ilvl="2" w:tplc="19264330">
       <w:numFmt w:val="decimal"/>
       <w:lvlText w:val=""/>
       <w:lvlJc w:val="left"/>
     </w:lvl>
-    <w:lvl w:ilvl="3" w:tplc="53BE3524">
+    <w:lvl w:ilvl="3" w:tplc="05AE2A52">
       <w:numFmt w:val="decimal"/>
       <w:lvlText w:val=""/>
       <w:lvlJc w:val="left"/>
     </w:lvl>
-    <w:lvl w:ilvl="4" w:tplc="1646FE50">
+    <w:lvl w:ilvl="4" w:tplc="D2549764">
       <w:numFmt w:val="decimal"/>
       <w:lvlText w:val=""/>
       <w:lvlJc w:val="left"/>
     </w:lvl>
-    <w:lvl w:ilvl="5" w:tplc="D9C61F2E">
+    <w:lvl w:ilvl="5" w:tplc="554A6AA0">
       <w:numFmt w:val="decimal"/>
       <w:lvlText w:val=""/>
       <w:lvlJc w:val="left"/>
     </w:lvl>
-    <w:lvl w:ilvl="6" w:tplc="70083C46">
+    <w:lvl w:ilvl="6" w:tplc="024C8E16">
       <w:numFmt w:val="decimal"/>
       <w:lvlText w:val=""/>
       <w:lvlJc w:val="left"/>
     </w:lvl>
-    <w:lvl w:ilvl="7" w:tplc="BCC6B1C4">
+    <w:lvl w:ilvl="7" w:tplc="5748BC32">
       <w:numFmt w:val="decimal"/>
       <w:lvlText w:val=""/>
       <w:lvlJc w:val="left"/>
     </w:lvl>
-    <w:lvl w:ilvl="8" w:tplc="47BA2B56">
+    <w:lvl w:ilvl="8" w:tplc="5216709C">
       <w:numFmt w:val="decimal"/>
       <w:lvlText w:val=""/>
       <w:lvlJc w:val="left"/>
     </w:lvl>
   </w:abstractNum>
-  <w:num w:numId="1" w16cid:durableId="56978832">
-    <w:abstractNumId w:val="0"/>
+  <w:abstractNum w:abstractNumId="1" w15:restartNumberingAfterBreak="0">
+    <w:nsid w:val="4CBB670D"/>
+    <w:multiLevelType w:val="hybridMultilevel"/>
+    <w:tmpl w:val="3DA8E4E6"/>
+    <w:lvl w:ilvl="0" w:tplc="D5A0EE70">
+      <w:start w:val="1"/>
+      <w:numFmt w:val="bullet"/>
+      <w:lvlText w:val="●"/>
+      <w:lvlJc w:val="left"/>
+      <w:pPr>
+        <w:ind w:left="720" w:hanging="360"/>
+      </w:pPr>
+    </w:lvl>
+    <w:lvl w:ilvl="1" w:tplc="DFAC67D0">
+      <w:start w:val="1"/>
+      <w:numFmt w:val="bullet"/>
+      <w:lvlText w:val="○"/>
+      <w:lvlJc w:val="left"/>
+      <w:pPr>
+        <w:ind w:left="1440" w:hanging="360"/>
+      </w:pPr>
+    </w:lvl>
+    <w:lvl w:ilvl="2" w:tplc="ED626812">
+      <w:start w:val="1"/>
+      <w:numFmt w:val="bullet"/>
+      <w:lvlText w:val="■"/>
+      <w:lvlJc w:val="left"/>
+      <w:pPr>
+        <w:ind w:left="2160" w:hanging="360"/>
+      </w:pPr>
+    </w:lvl>
+    <w:lvl w:ilvl="3" w:tplc="1262BF8C">
+      <w:start w:val="1"/>
+      <w:numFmt w:val="bullet"/>
+      <w:lvlText w:val="●"/>
+      <w:lvlJc w:val="left"/>
+      <w:pPr>
+        <w:ind w:left="2880" w:hanging="360"/>
+      </w:pPr>
+    </w:lvl>
+    <w:lvl w:ilvl="4" w:tplc="D82EE1E8">
+      <w:start w:val="1"/>
+      <w:numFmt w:val="bullet"/>
+      <w:lvlText w:val="○"/>
+      <w:lvlJc w:val="left"/>
+      <w:pPr>
+        <w:ind w:left="3600" w:hanging="360"/>
+      </w:pPr>
+    </w:lvl>
+    <w:lvl w:ilvl="5" w:tplc="12DC012A">
+      <w:start w:val="1"/>
+      <w:numFmt w:val="bullet"/>
+      <w:lvlText w:val="■"/>
+      <w:lvlJc w:val="left"/>
+      <w:pPr>
+        <w:ind w:left="4320" w:hanging="360"/>
+      </w:pPr>
+    </w:lvl>
+    <w:lvl w:ilvl="6" w:tplc="1ADCC520">
+      <w:start w:val="1"/>
+      <w:numFmt w:val="bullet"/>
+      <w:lvlText w:val="●"/>
+      <w:lvlJc w:val="left"/>
+      <w:pPr>
+        <w:ind w:left="5040" w:hanging="360"/>
+      </w:pPr>
+    </w:lvl>
+    <w:lvl w:ilvl="7" w:tplc="F61AE684">
+      <w:start w:val="1"/>
+      <w:numFmt w:val="bullet"/>
+      <w:lvlText w:val="●"/>
+      <w:lvlJc w:val="left"/>
+      <w:pPr>
+        <w:ind w:left="5760" w:hanging="360"/>
+      </w:pPr>
+    </w:lvl>
+    <w:lvl w:ilvl="8" w:tplc="E738F8E4">
+      <w:start w:val="1"/>
+      <w:numFmt w:val="bullet"/>
+      <w:lvlText w:val="●"/>
+      <w:lvlJc w:val="left"/>
+      <w:pPr>
+        <w:ind w:left="6480" w:hanging="360"/>
+      </w:pPr>
+    </w:lvl>
+  </w:abstractNum>
+  <w:num w:numId="1" w16cid:durableId="1054887907">
+    <w:abstractNumId w:val="1"/>
     <w:lvlOverride w:ilvl="0">
       <w:startOverride w:val="1"/>
     </w:lvlOverride>
   </w:num>
-  <w:num w:numId="2" w16cid:durableId="765073477">
-    <w:abstractNumId w:val="1"/>
+  <w:num w:numId="2" w16cid:durableId="176427772">
+    <w:abstractNumId w:val="0"/>
     <w:lvlOverride w:ilvl="0">
       <w:startOverride w:val="1"/>
     </w:lvlOverride>
@@ -13145,7 +12175,7 @@
     <w:autoRedefine/>
     <w:uiPriority w:val="39"/>
     <w:unhideWhenUsed/>
-    <w:rsid w:val="00171CA4"/>
+    <w:rsid w:val="00185506"/>
     <w:pPr>
       <w:spacing w:after="100"/>
     </w:pPr>
@@ -13157,7 +12187,7 @@
     <w:autoRedefine/>
     <w:uiPriority w:val="39"/>
     <w:unhideWhenUsed/>
-    <w:rsid w:val="00171CA4"/>
+    <w:rsid w:val="00185506"/>
     <w:pPr>
       <w:spacing w:after="100"/>
       <w:ind w:left="220"/>
